--- a/Documents/API Documents/12. Cup & Handle Pattern Alert.docx
+++ b/Documents/API Documents/12. Cup & Handle Pattern Alert.docx
@@ -4,7 +4,7 @@
   <w:body>
     <w:p>
       <w:pPr>
-        <w:pStyle w:val="36"/>
+        <w:pStyle w:val="37"/>
       </w:pPr>
       <w:r>
         <w:t>Cup &amp; Handle Pattern Alert</w:t>
@@ -94,7 +94,7 @@
     </w:p>
     <w:p>
       <w:pPr>
-        <w:pStyle w:val="23"/>
+        <w:pStyle w:val="24"/>
         <w:ind w:left="900" w:leftChars="0" w:firstLineChars="0"/>
         <w:rPr>
           <w:rFonts w:hint="default" w:ascii="Times New Roman" w:hAnsi="Times New Roman" w:cs="Times New Roman"/>
@@ -113,7 +113,7 @@
     </w:p>
     <w:p>
       <w:pPr>
-        <w:pStyle w:val="23"/>
+        <w:pStyle w:val="24"/>
         <w:ind w:left="900" w:leftChars="0" w:firstLineChars="0"/>
         <w:rPr>
           <w:rFonts w:hint="default" w:ascii="Times New Roman" w:hAnsi="Times New Roman" w:cs="Times New Roman"/>
@@ -132,7 +132,7 @@
     </w:p>
     <w:p>
       <w:pPr>
-        <w:pStyle w:val="23"/>
+        <w:pStyle w:val="24"/>
         <w:ind w:left="900" w:leftChars="0" w:firstLineChars="0"/>
         <w:rPr>
           <w:rFonts w:hint="default" w:ascii="Times New Roman" w:hAnsi="Times New Roman" w:cs="Times New Roman"/>
@@ -168,7 +168,7 @@
     </w:p>
     <w:p>
       <w:pPr>
-        <w:pStyle w:val="23"/>
+        <w:pStyle w:val="24"/>
         <w:ind w:left="900" w:leftChars="0" w:firstLineChars="0"/>
         <w:rPr>
           <w:rFonts w:hint="default" w:ascii="Times New Roman" w:hAnsi="Times New Roman" w:cs="Times New Roman"/>
@@ -187,7 +187,7 @@
     </w:p>
     <w:p>
       <w:pPr>
-        <w:pStyle w:val="23"/>
+        <w:pStyle w:val="24"/>
         <w:ind w:left="900" w:leftChars="0" w:firstLineChars="0"/>
         <w:rPr>
           <w:rFonts w:hint="default" w:ascii="Times New Roman" w:hAnsi="Times New Roman" w:cs="Times New Roman"/>
@@ -206,7 +206,7 @@
     </w:p>
     <w:p>
       <w:pPr>
-        <w:pStyle w:val="23"/>
+        <w:pStyle w:val="24"/>
         <w:ind w:left="900" w:leftChars="0" w:firstLineChars="0"/>
         <w:rPr>
           <w:rFonts w:hint="default" w:ascii="Times New Roman" w:hAnsi="Times New Roman" w:cs="Times New Roman"/>
@@ -225,7 +225,7 @@
     </w:p>
     <w:p>
       <w:pPr>
-        <w:pStyle w:val="23"/>
+        <w:pStyle w:val="24"/>
         <w:ind w:left="900" w:leftChars="0" w:firstLineChars="0"/>
         <w:rPr>
           <w:rFonts w:hint="default" w:ascii="Times New Roman" w:hAnsi="Times New Roman" w:cs="Times New Roman"/>
@@ -353,7 +353,7 @@
     </w:p>
     <w:tbl>
       <w:tblPr>
-        <w:tblStyle w:val="35"/>
+        <w:tblStyle w:val="36"/>
         <w:tblW w:w="0" w:type="auto"/>
         <w:tblInd w:w="0" w:type="dxa"/>
         <w:tblBorders>
@@ -473,7 +473,76 @@
               <w:rPr>
                 <w:rFonts w:hint="default" w:ascii="Calibri" w:hAnsi="Calibri" w:cs="Calibri"/>
               </w:rPr>
-              <w:t>/api/eodanalytics/MarketAlert/CupHandle/{exchange}/{ticker?}</w:t>
+              <w:t>/api/eodanalytics/TechnicalScreeners/CupHandle/{exchange}/{ticker?}</w:t>
+            </w:r>
+          </w:p>
+        </w:tc>
+      </w:tr>
+      <w:tr>
+        <w:tblPrEx>
+          <w:tblBorders>
+            <w:top w:val="single" w:color="auto" w:sz="4" w:space="0"/>
+            <w:left w:val="single" w:color="auto" w:sz="4" w:space="0"/>
+            <w:bottom w:val="single" w:color="auto" w:sz="4" w:space="0"/>
+            <w:right w:val="single" w:color="auto" w:sz="4" w:space="0"/>
+            <w:insideH w:val="single" w:color="auto" w:sz="4" w:space="0"/>
+            <w:insideV w:val="single" w:color="auto" w:sz="4" w:space="0"/>
+          </w:tblBorders>
+          <w:tblCellMar>
+            <w:top w:w="0" w:type="dxa"/>
+            <w:left w:w="108" w:type="dxa"/>
+            <w:bottom w:w="0" w:type="dxa"/>
+            <w:right w:w="108" w:type="dxa"/>
+          </w:tblCellMar>
+        </w:tblPrEx>
+        <w:tc>
+          <w:tcPr>
+            <w:tcW w:w="1357" w:type="dxa"/>
+          </w:tcPr>
+          <w:p>
+            <w:pPr>
+              <w:spacing w:after="0" w:line="240" w:lineRule="auto"/>
+              <w:rPr>
+                <w:rFonts w:hint="default" w:ascii="Calibri" w:hAnsi="Calibri" w:cs="Calibri"/>
+              </w:rPr>
+            </w:pPr>
+            <w:r>
+              <w:rPr>
+                <w:rFonts w:hint="default" w:ascii="Calibri" w:hAnsi="Calibri" w:cs="Calibri"/>
+              </w:rPr>
+              <w:t>GET</w:t>
+            </w:r>
+          </w:p>
+        </w:tc>
+        <w:tc>
+          <w:tcPr>
+            <w:tcW w:w="8867" w:type="dxa"/>
+          </w:tcPr>
+          <w:p>
+            <w:pPr>
+              <w:spacing w:after="0" w:line="240" w:lineRule="auto"/>
+              <w:rPr>
+                <w:rFonts w:hint="default" w:ascii="Calibri" w:hAnsi="Calibri" w:cs="Calibri"/>
+              </w:rPr>
+            </w:pPr>
+            <w:r>
+              <w:rPr>
+                <w:rFonts w:hint="default" w:ascii="Calibri" w:hAnsi="Calibri" w:cs="Calibri"/>
+              </w:rPr>
+              <w:t>/api/eodanalytics/TechnicalScreeners</w:t>
+            </w:r>
+            <w:r>
+              <w:rPr>
+                <w:rFonts w:hint="default" w:ascii="Calibri" w:hAnsi="Calibri" w:cs="Calibri"/>
+                <w:lang w:val="en-AU"/>
+              </w:rPr>
+              <w:t>Live</w:t>
+            </w:r>
+            <w:r>
+              <w:rPr>
+                <w:rFonts w:hint="default" w:ascii="Calibri" w:hAnsi="Calibri" w:cs="Calibri"/>
+              </w:rPr>
+              <w:t>/CupHandle/{exchange}/{ticker?}</w:t>
             </w:r>
           </w:p>
         </w:tc>
@@ -490,7 +559,7 @@
     </w:p>
     <w:tbl>
       <w:tblPr>
-        <w:tblStyle w:val="35"/>
+        <w:tblStyle w:val="36"/>
         <w:tblW w:w="0" w:type="auto"/>
         <w:tblInd w:w="0" w:type="dxa"/>
         <w:tblBorders>
@@ -731,101 +800,10 @@
     <w:p/>
     <w:p>
       <w:pPr>
-        <w:pStyle w:val="3"/>
-      </w:pPr>
-      <w:r>
-        <w:t>2.2 Sample Request</w:t>
-      </w:r>
-    </w:p>
-    <w:p>
-      <w:pPr>
-        <w:rPr>
-          <w:rFonts w:hint="default" w:ascii="Times New Roman" w:hAnsi="Times New Roman" w:cs="Times New Roman"/>
-          <w:sz w:val="22"/>
-          <w:szCs w:val="22"/>
-        </w:rPr>
-      </w:pPr>
-      <w:r>
-        <w:rPr>
-          <w:rFonts w:hint="default" w:ascii="Times New Roman" w:hAnsi="Times New Roman" w:cs="Times New Roman"/>
-          <w:sz w:val="22"/>
-          <w:szCs w:val="22"/>
-        </w:rPr>
-        <w:t>Evaluate all eligible NSE stocks:</w:t>
-      </w:r>
-    </w:p>
-    <w:p>
-      <w:pPr>
-        <w:rPr>
-          <w:rFonts w:hint="default" w:ascii="Times New Roman" w:hAnsi="Times New Roman" w:cs="Times New Roman"/>
-          <w:sz w:val="22"/>
-          <w:szCs w:val="22"/>
-        </w:rPr>
-      </w:pPr>
-      <w:r>
-        <w:rPr>
-          <w:rFonts w:hint="default" w:ascii="Times New Roman" w:hAnsi="Times New Roman" w:cs="Times New Roman"/>
-          <w:sz w:val="22"/>
-          <w:szCs w:val="22"/>
-        </w:rPr>
-        <w:t>GET /api/eodanalytics/MarketAlert/CupHandle/NSE</w:t>
-      </w:r>
-    </w:p>
-    <w:p>
-      <w:pPr>
-        <w:rPr>
-          <w:rFonts w:hint="default" w:ascii="Times New Roman" w:hAnsi="Times New Roman" w:cs="Times New Roman"/>
-          <w:sz w:val="22"/>
-          <w:szCs w:val="22"/>
-        </w:rPr>
-      </w:pPr>
-      <w:r>
-        <w:rPr>
-          <w:rFonts w:hint="default" w:ascii="Times New Roman" w:hAnsi="Times New Roman" w:cs="Times New Roman"/>
-          <w:sz w:val="22"/>
-          <w:szCs w:val="22"/>
-        </w:rPr>
-        <w:t>Evaluate a specific stock:</w:t>
-      </w:r>
-    </w:p>
-    <w:p>
-      <w:pPr>
-        <w:rPr>
-          <w:rFonts w:hint="default" w:ascii="Times New Roman" w:hAnsi="Times New Roman" w:cs="Times New Roman"/>
-          <w:sz w:val="22"/>
-          <w:szCs w:val="22"/>
-        </w:rPr>
-      </w:pPr>
-      <w:r>
-        <w:rPr>
-          <w:rFonts w:hint="default" w:ascii="Times New Roman" w:hAnsi="Times New Roman" w:cs="Times New Roman"/>
-          <w:sz w:val="22"/>
-          <w:szCs w:val="22"/>
-        </w:rPr>
-        <w:t>GET /api/eodanalytics/MarketAlert/CupHandle/NSE/APEXECO</w:t>
-      </w:r>
-    </w:p>
-    <w:p>
-      <w:pPr>
-        <w:rPr>
-          <w:rFonts w:hint="default" w:ascii="Times New Roman" w:hAnsi="Times New Roman" w:cs="Times New Roman"/>
-          <w:sz w:val="22"/>
-          <w:szCs w:val="22"/>
-        </w:rPr>
-      </w:pPr>
-      <w:r>
-        <w:rPr>
-          <w:rFonts w:hint="default" w:ascii="Times New Roman" w:hAnsi="Times New Roman" w:cs="Times New Roman"/>
-          <w:sz w:val="22"/>
-          <w:szCs w:val="22"/>
-        </w:rPr>
-        <w:t>The endpoint follows the existing MarketAlert route style; confirm the final route against the controller naming convention before implementation.</w:t>
-      </w:r>
-    </w:p>
-    <w:p>
-      <w:pPr>
         <w:pStyle w:val="2"/>
       </w:pPr>
+      <w:bookmarkStart w:id="0" w:name="_GoBack"/>
+      <w:bookmarkEnd w:id="0"/>
       <w:r>
         <w:t>3. Response</w:t>
       </w:r>
@@ -842,7 +820,7 @@
     </w:p>
     <w:tbl>
       <w:tblPr>
-        <w:tblStyle w:val="35"/>
+        <w:tblStyle w:val="36"/>
         <w:tblW w:w="0" w:type="auto"/>
         <w:tblInd w:w="0" w:type="dxa"/>
         <w:tblBorders>
@@ -876,6 +854,12 @@
             <w:insideH w:val="single" w:color="auto" w:sz="4" w:space="0"/>
             <w:insideV w:val="single" w:color="auto" w:sz="4" w:space="0"/>
           </w:tblBorders>
+          <w:tblCellMar>
+            <w:top w:w="0" w:type="dxa"/>
+            <w:left w:w="108" w:type="dxa"/>
+            <w:bottom w:w="0" w:type="dxa"/>
+            <w:right w:w="108" w:type="dxa"/>
+          </w:tblCellMar>
         </w:tblPrEx>
         <w:tc>
           <w:tcPr>
@@ -2301,6 +2285,12 @@
             <w:insideH w:val="single" w:color="auto" w:sz="4" w:space="0"/>
             <w:insideV w:val="single" w:color="auto" w:sz="4" w:space="0"/>
           </w:tblBorders>
+          <w:tblCellMar>
+            <w:top w:w="0" w:type="dxa"/>
+            <w:left w:w="108" w:type="dxa"/>
+            <w:bottom w:w="0" w:type="dxa"/>
+            <w:right w:w="108" w:type="dxa"/>
+          </w:tblCellMar>
         </w:tblPrEx>
         <w:tc>
           <w:tcPr>
@@ -3048,7 +3038,7 @@
     </w:p>
     <w:tbl>
       <w:tblPr>
-        <w:tblStyle w:val="35"/>
+        <w:tblStyle w:val="36"/>
         <w:tblW w:w="0" w:type="auto"/>
         <w:tblInd w:w="0" w:type="dxa"/>
         <w:tblBorders>
@@ -3540,7 +3530,7 @@
     </w:p>
     <w:p>
       <w:pPr>
-        <w:pStyle w:val="23"/>
+        <w:pStyle w:val="24"/>
         <w:ind w:left="900" w:leftChars="0" w:firstLineChars="0"/>
         <w:rPr>
           <w:rFonts w:hint="default" w:ascii="Times New Roman" w:hAnsi="Times New Roman" w:cs="Times New Roman"/>
@@ -3559,7 +3549,7 @@
     </w:p>
     <w:p>
       <w:pPr>
-        <w:pStyle w:val="23"/>
+        <w:pStyle w:val="24"/>
         <w:ind w:left="900" w:leftChars="0" w:firstLineChars="0"/>
         <w:rPr>
           <w:rFonts w:hint="default" w:ascii="Times New Roman" w:hAnsi="Times New Roman" w:cs="Times New Roman"/>
@@ -3578,7 +3568,7 @@
     </w:p>
     <w:p>
       <w:pPr>
-        <w:pStyle w:val="23"/>
+        <w:pStyle w:val="24"/>
         <w:ind w:left="900" w:leftChars="0" w:firstLineChars="0"/>
         <w:rPr>
           <w:rFonts w:hint="default" w:ascii="Times New Roman" w:hAnsi="Times New Roman" w:cs="Times New Roman"/>
@@ -3597,7 +3587,7 @@
     </w:p>
     <w:p>
       <w:pPr>
-        <w:pStyle w:val="23"/>
+        <w:pStyle w:val="24"/>
         <w:ind w:left="900" w:leftChars="0" w:firstLineChars="0"/>
         <w:rPr>
           <w:rFonts w:hint="default" w:ascii="Times New Roman" w:hAnsi="Times New Roman" w:cs="Times New Roman"/>
@@ -3616,7 +3606,7 @@
     </w:p>
     <w:p>
       <w:pPr>
-        <w:pStyle w:val="23"/>
+        <w:pStyle w:val="24"/>
         <w:ind w:left="900" w:leftChars="0" w:firstLineChars="0"/>
         <w:rPr>
           <w:rFonts w:hint="default" w:ascii="Times New Roman" w:hAnsi="Times New Roman" w:cs="Times New Roman"/>
@@ -3635,7 +3625,7 @@
     </w:p>
     <w:p>
       <w:pPr>
-        <w:pStyle w:val="23"/>
+        <w:pStyle w:val="24"/>
         <w:ind w:left="900" w:leftChars="0" w:firstLineChars="0"/>
         <w:rPr>
           <w:rFonts w:hint="default" w:ascii="Times New Roman" w:hAnsi="Times New Roman" w:cs="Times New Roman"/>
@@ -3729,7 +3719,7 @@
     </w:p>
     <w:p>
       <w:pPr>
-        <w:pStyle w:val="23"/>
+        <w:pStyle w:val="24"/>
         <w:ind w:left="900" w:leftChars="0" w:firstLineChars="0"/>
         <w:rPr>
           <w:rFonts w:hint="default" w:ascii="Times New Roman" w:hAnsi="Times New Roman" w:cs="Times New Roman"/>
@@ -3748,7 +3738,7 @@
     </w:p>
     <w:p>
       <w:pPr>
-        <w:pStyle w:val="23"/>
+        <w:pStyle w:val="24"/>
         <w:ind w:left="900" w:leftChars="0" w:firstLineChars="0"/>
         <w:rPr>
           <w:rFonts w:hint="default" w:ascii="Times New Roman" w:hAnsi="Times New Roman" w:cs="Times New Roman"/>
@@ -3767,7 +3757,7 @@
     </w:p>
     <w:p>
       <w:pPr>
-        <w:pStyle w:val="23"/>
+        <w:pStyle w:val="24"/>
         <w:ind w:left="900" w:leftChars="0" w:firstLineChars="0"/>
         <w:rPr>
           <w:rFonts w:hint="default" w:ascii="Times New Roman" w:hAnsi="Times New Roman" w:cs="Times New Roman"/>
@@ -4022,7 +4012,7 @@
     </w:p>
     <w:p>
       <w:pPr>
-        <w:pStyle w:val="23"/>
+        <w:pStyle w:val="24"/>
         <w:ind w:left="900" w:leftChars="0" w:firstLineChars="0"/>
         <w:rPr>
           <w:rFonts w:hint="default" w:ascii="Times New Roman" w:hAnsi="Times New Roman" w:cs="Times New Roman"/>
@@ -4041,7 +4031,7 @@
     </w:p>
     <w:p>
       <w:pPr>
-        <w:pStyle w:val="23"/>
+        <w:pStyle w:val="24"/>
         <w:ind w:left="900" w:leftChars="0" w:firstLineChars="0"/>
         <w:rPr>
           <w:rFonts w:hint="default" w:ascii="Times New Roman" w:hAnsi="Times New Roman" w:cs="Times New Roman"/>
@@ -4060,7 +4050,7 @@
     </w:p>
     <w:p>
       <w:pPr>
-        <w:pStyle w:val="23"/>
+        <w:pStyle w:val="24"/>
         <w:ind w:left="900" w:leftChars="0" w:firstLineChars="0"/>
         <w:rPr>
           <w:rFonts w:hint="default" w:ascii="Times New Roman" w:hAnsi="Times New Roman" w:cs="Times New Roman"/>
@@ -4122,7 +4112,7 @@
     </w:p>
     <w:p>
       <w:pPr>
-        <w:pStyle w:val="23"/>
+        <w:pStyle w:val="24"/>
         <w:ind w:left="900" w:leftChars="0" w:firstLineChars="0"/>
         <w:rPr>
           <w:rFonts w:hint="default" w:ascii="Times New Roman" w:hAnsi="Times New Roman" w:cs="Times New Roman"/>
@@ -4141,7 +4131,7 @@
     </w:p>
     <w:p>
       <w:pPr>
-        <w:pStyle w:val="23"/>
+        <w:pStyle w:val="24"/>
         <w:ind w:left="900" w:leftChars="0" w:firstLineChars="0"/>
         <w:rPr>
           <w:rFonts w:hint="default" w:ascii="Times New Roman" w:hAnsi="Times New Roman" w:cs="Times New Roman"/>
@@ -4160,7 +4150,7 @@
     </w:p>
     <w:p>
       <w:pPr>
-        <w:pStyle w:val="23"/>
+        <w:pStyle w:val="24"/>
         <w:ind w:left="900" w:leftChars="0" w:firstLineChars="0"/>
         <w:rPr>
           <w:rFonts w:hint="default" w:ascii="Times New Roman" w:hAnsi="Times New Roman" w:cs="Times New Roman"/>
@@ -4179,7 +4169,7 @@
     </w:p>
     <w:p>
       <w:pPr>
-        <w:pStyle w:val="23"/>
+        <w:pStyle w:val="24"/>
         <w:ind w:left="900" w:leftChars="0" w:firstLineChars="0"/>
         <w:rPr>
           <w:rFonts w:hint="default" w:ascii="Times New Roman" w:hAnsi="Times New Roman" w:cs="Times New Roman"/>
@@ -4198,7 +4188,7 @@
     </w:p>
     <w:p>
       <w:pPr>
-        <w:pStyle w:val="23"/>
+        <w:pStyle w:val="24"/>
         <w:ind w:left="900" w:leftChars="0" w:firstLineChars="0"/>
         <w:rPr>
           <w:rFonts w:hint="default" w:ascii="Times New Roman" w:hAnsi="Times New Roman" w:cs="Times New Roman"/>
@@ -4217,7 +4207,7 @@
     </w:p>
     <w:p>
       <w:pPr>
-        <w:pStyle w:val="23"/>
+        <w:pStyle w:val="24"/>
         <w:ind w:left="900" w:leftChars="0" w:firstLineChars="0"/>
         <w:rPr>
           <w:rFonts w:hint="default" w:ascii="Times New Roman" w:hAnsi="Times New Roman" w:cs="Times New Roman"/>
@@ -4261,7 +4251,7 @@
     </w:p>
     <w:p>
       <w:pPr>
-        <w:pStyle w:val="23"/>
+        <w:pStyle w:val="24"/>
         <w:ind w:left="900" w:leftChars="0" w:firstLineChars="0"/>
         <w:rPr>
           <w:rFonts w:hint="default" w:ascii="Times New Roman" w:hAnsi="Times New Roman" w:cs="Times New Roman"/>
@@ -4280,7 +4270,7 @@
     </w:p>
     <w:p>
       <w:pPr>
-        <w:pStyle w:val="23"/>
+        <w:pStyle w:val="24"/>
         <w:ind w:left="900" w:leftChars="0" w:firstLineChars="0"/>
         <w:rPr>
           <w:rFonts w:hint="default" w:ascii="Times New Roman" w:hAnsi="Times New Roman" w:cs="Times New Roman"/>
@@ -4299,7 +4289,7 @@
     </w:p>
     <w:p>
       <w:pPr>
-        <w:pStyle w:val="23"/>
+        <w:pStyle w:val="24"/>
         <w:ind w:left="900" w:leftChars="0" w:firstLineChars="0"/>
         <w:rPr>
           <w:rFonts w:hint="default" w:ascii="Times New Roman" w:hAnsi="Times New Roman" w:cs="Times New Roman"/>
@@ -4318,7 +4308,7 @@
     </w:p>
     <w:p>
       <w:pPr>
-        <w:pStyle w:val="23"/>
+        <w:pStyle w:val="24"/>
         <w:ind w:left="900" w:leftChars="0" w:firstLineChars="0"/>
         <w:rPr>
           <w:rFonts w:hint="default" w:ascii="Times New Roman" w:hAnsi="Times New Roman" w:cs="Times New Roman"/>
@@ -4362,7 +4352,7 @@
     </w:p>
     <w:p>
       <w:pPr>
-        <w:pStyle w:val="23"/>
+        <w:pStyle w:val="24"/>
         <w:ind w:left="900" w:leftChars="0" w:firstLineChars="0"/>
         <w:rPr>
           <w:rFonts w:hint="default" w:ascii="Times New Roman" w:hAnsi="Times New Roman" w:cs="Times New Roman"/>
@@ -4381,7 +4371,7 @@
     </w:p>
     <w:p>
       <w:pPr>
-        <w:pStyle w:val="23"/>
+        <w:pStyle w:val="24"/>
         <w:ind w:left="900" w:leftChars="0" w:firstLineChars="0"/>
         <w:rPr>
           <w:rFonts w:hint="default" w:ascii="Times New Roman" w:hAnsi="Times New Roman" w:cs="Times New Roman"/>
@@ -4425,7 +4415,7 @@
     </w:p>
     <w:tbl>
       <w:tblPr>
-        <w:tblStyle w:val="35"/>
+        <w:tblStyle w:val="36"/>
         <w:tblW w:w="0" w:type="auto"/>
         <w:tblInd w:w="0" w:type="dxa"/>
         <w:tblBorders>
@@ -4458,12 +4448,6 @@
             <w:insideH w:val="single" w:color="auto" w:sz="4" w:space="0"/>
             <w:insideV w:val="single" w:color="auto" w:sz="4" w:space="0"/>
           </w:tblBorders>
-          <w:tblCellMar>
-            <w:top w:w="0" w:type="dxa"/>
-            <w:left w:w="108" w:type="dxa"/>
-            <w:bottom w:w="0" w:type="dxa"/>
-            <w:right w:w="108" w:type="dxa"/>
-          </w:tblCellMar>
         </w:tblPrEx>
         <w:tc>
           <w:tcPr>
@@ -4654,6 +4638,12 @@
             <w:insideH w:val="single" w:color="auto" w:sz="4" w:space="0"/>
             <w:insideV w:val="single" w:color="auto" w:sz="4" w:space="0"/>
           </w:tblBorders>
+          <w:tblCellMar>
+            <w:top w:w="0" w:type="dxa"/>
+            <w:left w:w="108" w:type="dxa"/>
+            <w:bottom w:w="0" w:type="dxa"/>
+            <w:right w:w="108" w:type="dxa"/>
+          </w:tblCellMar>
         </w:tblPrEx>
         <w:tc>
           <w:tcPr>
@@ -4712,6 +4702,12 @@
             <w:insideH w:val="single" w:color="auto" w:sz="4" w:space="0"/>
             <w:insideV w:val="single" w:color="auto" w:sz="4" w:space="0"/>
           </w:tblBorders>
+          <w:tblCellMar>
+            <w:top w:w="0" w:type="dxa"/>
+            <w:left w:w="108" w:type="dxa"/>
+            <w:bottom w:w="0" w:type="dxa"/>
+            <w:right w:w="108" w:type="dxa"/>
+          </w:tblCellMar>
         </w:tblPrEx>
         <w:tc>
           <w:tcPr>
@@ -5282,6 +5278,12 @@
             <w:insideH w:val="single" w:color="auto" w:sz="4" w:space="0"/>
             <w:insideV w:val="single" w:color="auto" w:sz="4" w:space="0"/>
           </w:tblBorders>
+          <w:tblCellMar>
+            <w:top w:w="0" w:type="dxa"/>
+            <w:left w:w="108" w:type="dxa"/>
+            <w:bottom w:w="0" w:type="dxa"/>
+            <w:right w:w="108" w:type="dxa"/>
+          </w:tblCellMar>
         </w:tblPrEx>
         <w:tc>
           <w:tcPr>
@@ -5661,7 +5663,7 @@
     </w:p>
     <w:tbl>
       <w:tblPr>
-        <w:tblStyle w:val="35"/>
+        <w:tblStyle w:val="36"/>
         <w:tblW w:w="0" w:type="auto"/>
         <w:tblInd w:w="0" w:type="dxa"/>
         <w:tblBorders>
@@ -6613,7 +6615,7 @@
     </w:p>
     <w:tbl>
       <w:tblPr>
-        <w:tblStyle w:val="35"/>
+        <w:tblStyle w:val="36"/>
         <w:tblW w:w="0" w:type="auto"/>
         <w:tblInd w:w="0" w:type="dxa"/>
         <w:tblBorders>
@@ -7490,7 +7492,7 @@
     </w:p>
     <w:p>
       <w:pPr>
-        <w:pStyle w:val="29"/>
+        <w:pStyle w:val="30"/>
         <w:rPr>
           <w:rFonts w:hint="default" w:ascii="Times New Roman" w:hAnsi="Times New Roman" w:cs="Times New Roman"/>
           <w:sz w:val="21"/>
@@ -7508,7 +7510,7 @@
     </w:p>
     <w:p>
       <w:pPr>
-        <w:pStyle w:val="29"/>
+        <w:pStyle w:val="30"/>
         <w:rPr>
           <w:rFonts w:hint="default" w:ascii="Times New Roman" w:hAnsi="Times New Roman" w:cs="Times New Roman"/>
           <w:sz w:val="21"/>
@@ -7526,7 +7528,7 @@
     </w:p>
     <w:p>
       <w:pPr>
-        <w:pStyle w:val="29"/>
+        <w:pStyle w:val="30"/>
         <w:rPr>
           <w:rFonts w:hint="default" w:ascii="Times New Roman" w:hAnsi="Times New Roman" w:cs="Times New Roman"/>
           <w:sz w:val="21"/>
@@ -7544,7 +7546,7 @@
     </w:p>
     <w:p>
       <w:pPr>
-        <w:pStyle w:val="29"/>
+        <w:pStyle w:val="30"/>
         <w:rPr>
           <w:rFonts w:hint="default" w:ascii="Times New Roman" w:hAnsi="Times New Roman" w:cs="Times New Roman"/>
           <w:sz w:val="21"/>
@@ -7562,7 +7564,7 @@
     </w:p>
     <w:p>
       <w:pPr>
-        <w:pStyle w:val="29"/>
+        <w:pStyle w:val="30"/>
       </w:pPr>
       <w:r>
         <w:rPr>
@@ -7572,8 +7574,6 @@
         </w:rPr>
         <w:t>Final response property names aligned with existing MarketAlert conventions.</w:t>
       </w:r>
-      <w:bookmarkStart w:id="0" w:name="_GoBack"/>
-      <w:bookmarkEnd w:id="0"/>
     </w:p>
     <w:sectPr>
       <w:pgSz w:w="12240" w:h="15840"/>
@@ -7644,7 +7644,7 @@
     <w:lvl w:ilvl="0" w:tentative="0">
       <w:start w:val="1"/>
       <w:numFmt w:val="decimal"/>
-      <w:pStyle w:val="31"/>
+      <w:pStyle w:val="32"/>
       <w:lvlText w:val="%1."/>
       <w:lvlJc w:val="left"/>
       <w:pPr>
@@ -7662,7 +7662,7 @@
     <w:lvl w:ilvl="0" w:tentative="0">
       <w:start w:val="1"/>
       <w:numFmt w:val="decimal"/>
-      <w:pStyle w:val="30"/>
+      <w:pStyle w:val="31"/>
       <w:lvlText w:val="%1."/>
       <w:lvlJc w:val="left"/>
       <w:pPr>
@@ -7680,7 +7680,7 @@
     <w:lvl w:ilvl="0" w:tentative="0">
       <w:start w:val="1"/>
       <w:numFmt w:val="bullet"/>
-      <w:pStyle w:val="25"/>
+      <w:pStyle w:val="26"/>
       <w:lvlText w:val=""/>
       <w:lvlJc w:val="left"/>
       <w:pPr>
@@ -7701,7 +7701,7 @@
     <w:lvl w:ilvl="0" w:tentative="0">
       <w:start w:val="1"/>
       <w:numFmt w:val="bullet"/>
-      <w:pStyle w:val="24"/>
+      <w:pStyle w:val="25"/>
       <w:lvlText w:val=""/>
       <w:lvlJc w:val="left"/>
       <w:pPr>
@@ -7722,7 +7722,7 @@
     <w:lvl w:ilvl="0" w:tentative="0">
       <w:start w:val="1"/>
       <w:numFmt w:val="decimal"/>
-      <w:pStyle w:val="29"/>
+      <w:pStyle w:val="30"/>
       <w:lvlText w:val="%1."/>
       <w:lvlJc w:val="left"/>
       <w:pPr>
@@ -7740,7 +7740,7 @@
     <w:lvl w:ilvl="0" w:tentative="0">
       <w:start w:val="1"/>
       <w:numFmt w:val="bullet"/>
-      <w:pStyle w:val="23"/>
+      <w:pStyle w:val="24"/>
       <w:lvlText w:val=""/>
       <w:lvlJc w:val="left"/>
       <w:pPr>
@@ -7831,20 +7831,20 @@
     <w:lsdException w:uiPriority="99" w:name="endnote reference"/>
     <w:lsdException w:uiPriority="99" w:name="endnote text"/>
     <w:lsdException w:uiPriority="99" w:name="table of authorities"/>
-    <w:lsdException w:uiPriority="99" w:semiHidden="0" w:name="macro"/>
+    <w:lsdException w:qFormat="1" w:uiPriority="99" w:semiHidden="0" w:name="macro"/>
     <w:lsdException w:uiPriority="99" w:name="toa heading"/>
     <w:lsdException w:qFormat="1" w:uiPriority="99" w:semiHidden="0" w:name="List"/>
     <w:lsdException w:qFormat="1" w:uiPriority="99" w:semiHidden="0" w:name="List Bullet"/>
     <w:lsdException w:qFormat="1" w:uiPriority="99" w:semiHidden="0" w:name="List Number"/>
     <w:lsdException w:qFormat="1" w:uiPriority="99" w:semiHidden="0" w:name="List 2"/>
-    <w:lsdException w:uiPriority="99" w:semiHidden="0" w:name="List 3"/>
+    <w:lsdException w:qFormat="1" w:uiPriority="99" w:semiHidden="0" w:name="List 3"/>
     <w:lsdException w:uiPriority="99" w:name="List 4"/>
     <w:lsdException w:uiPriority="99" w:name="List 5"/>
-    <w:lsdException w:uiPriority="99" w:semiHidden="0" w:name="List Bullet 2"/>
+    <w:lsdException w:qFormat="1" w:uiPriority="99" w:semiHidden="0" w:name="List Bullet 2"/>
     <w:lsdException w:uiPriority="99" w:semiHidden="0" w:name="List Bullet 3"/>
     <w:lsdException w:uiPriority="99" w:name="List Bullet 4"/>
     <w:lsdException w:uiPriority="99" w:name="List Bullet 5"/>
-    <w:lsdException w:uiPriority="99" w:semiHidden="0" w:name="List Number 2"/>
+    <w:lsdException w:qFormat="1" w:uiPriority="99" w:semiHidden="0" w:name="List Number 2"/>
     <w:lsdException w:uiPriority="99" w:semiHidden="0" w:name="List Number 3"/>
     <w:lsdException w:uiPriority="99" w:name="List Number 4"/>
     <w:lsdException w:uiPriority="99" w:name="List Number 5"/>
@@ -7854,8 +7854,8 @@
     <w:lsdException w:qFormat="1" w:uiPriority="1" w:name="Default Paragraph Font"/>
     <w:lsdException w:qFormat="1" w:uiPriority="99" w:semiHidden="0" w:name="Body Text"/>
     <w:lsdException w:uiPriority="99" w:name="Body Text Indent"/>
-    <w:lsdException w:uiPriority="99" w:semiHidden="0" w:name="List Continue"/>
-    <w:lsdException w:uiPriority="99" w:semiHidden="0" w:name="List Continue 2"/>
+    <w:lsdException w:qFormat="1" w:uiPriority="99" w:semiHidden="0" w:name="List Continue"/>
+    <w:lsdException w:qFormat="1" w:uiPriority="99" w:semiHidden="0" w:name="List Continue 2"/>
     <w:lsdException w:qFormat="1" w:uiPriority="99" w:semiHidden="0" w:name="List Continue 3"/>
     <w:lsdException w:uiPriority="99" w:name="List Continue 4"/>
     <w:lsdException w:uiPriority="99" w:name="List Continue 5"/>
@@ -7866,7 +7866,7 @@
     <w:lsdException w:uiPriority="99" w:name="Body Text First Indent"/>
     <w:lsdException w:uiPriority="99" w:name="Body Text First Indent 2"/>
     <w:lsdException w:uiPriority="99" w:name="Note Heading"/>
-    <w:lsdException w:uiPriority="99" w:semiHidden="0" w:name="Body Text 2"/>
+    <w:lsdException w:qFormat="1" w:uiPriority="99" w:semiHidden="0" w:name="Body Text 2"/>
     <w:lsdException w:qFormat="1" w:uiPriority="99" w:semiHidden="0" w:name="Body Text 3"/>
     <w:lsdException w:uiPriority="99" w:name="Body Text Indent 2"/>
     <w:lsdException w:uiPriority="99" w:name="Body Text Indent 3"/>
@@ -7934,24 +7934,24 @@
     <w:lsdException w:uiPriority="99" w:name="Table Web 2"/>
     <w:lsdException w:uiPriority="99" w:name="Table Web 3"/>
     <w:lsdException w:uiPriority="99" w:name="Balloon Text"/>
-    <w:lsdException w:unhideWhenUsed="0" w:uiPriority="59" w:semiHidden="0" w:name="Table Grid"/>
+    <w:lsdException w:qFormat="1" w:unhideWhenUsed="0" w:uiPriority="59" w:semiHidden="0" w:name="Table Grid"/>
     <w:lsdException w:uiPriority="99" w:name="Table Theme"/>
     <w:lsdException w:qFormat="1" w:unhideWhenUsed="0" w:uiPriority="1" w:semiHidden="0" w:name="No Spacing"/>
-    <w:lsdException w:unhideWhenUsed="0" w:uiPriority="60" w:semiHidden="0" w:name="Light Shading"/>
+    <w:lsdException w:qFormat="1" w:unhideWhenUsed="0" w:uiPriority="60" w:semiHidden="0" w:name="Light Shading"/>
     <w:lsdException w:qFormat="1" w:unhideWhenUsed="0" w:uiPriority="61" w:semiHidden="0" w:name="Light List"/>
     <w:lsdException w:qFormat="1" w:unhideWhenUsed="0" w:uiPriority="62" w:semiHidden="0" w:name="Light Grid"/>
     <w:lsdException w:qFormat="1" w:unhideWhenUsed="0" w:uiPriority="63" w:semiHidden="0" w:name="Medium Shading 1"/>
     <w:lsdException w:qFormat="1" w:unhideWhenUsed="0" w:uiPriority="64" w:semiHidden="0" w:name="Medium Shading 2"/>
     <w:lsdException w:qFormat="1" w:unhideWhenUsed="0" w:uiPriority="65" w:semiHidden="0" w:name="Medium List 1"/>
     <w:lsdException w:qFormat="1" w:unhideWhenUsed="0" w:uiPriority="66" w:semiHidden="0" w:name="Medium List 2"/>
-    <w:lsdException w:unhideWhenUsed="0" w:uiPriority="67" w:semiHidden="0" w:name="Medium Grid 1"/>
+    <w:lsdException w:qFormat="1" w:unhideWhenUsed="0" w:uiPriority="67" w:semiHidden="0" w:name="Medium Grid 1"/>
     <w:lsdException w:qFormat="1" w:unhideWhenUsed="0" w:uiPriority="68" w:semiHidden="0" w:name="Medium Grid 2"/>
     <w:lsdException w:qFormat="1" w:unhideWhenUsed="0" w:uiPriority="69" w:semiHidden="0" w:name="Medium Grid 3"/>
     <w:lsdException w:qFormat="1" w:unhideWhenUsed="0" w:uiPriority="70" w:semiHidden="0" w:name="Dark List"/>
     <w:lsdException w:qFormat="1" w:unhideWhenUsed="0" w:uiPriority="71" w:semiHidden="0" w:name="Colorful Shading"/>
     <w:lsdException w:qFormat="1" w:unhideWhenUsed="0" w:uiPriority="72" w:semiHidden="0" w:name="Colorful List"/>
     <w:lsdException w:qFormat="1" w:unhideWhenUsed="0" w:uiPriority="73" w:semiHidden="0" w:name="Colorful Grid"/>
-    <w:lsdException w:unhideWhenUsed="0" w:uiPriority="60" w:semiHidden="0" w:name="Light Shading Accent 1"/>
+    <w:lsdException w:qFormat="1" w:unhideWhenUsed="0" w:uiPriority="60" w:semiHidden="0" w:name="Light Shading Accent 1"/>
     <w:lsdException w:qFormat="1" w:unhideWhenUsed="0" w:uiPriority="61" w:semiHidden="0" w:name="Light List Accent 1"/>
     <w:lsdException w:qFormat="1" w:unhideWhenUsed="0" w:uiPriority="62" w:semiHidden="0" w:name="Light Grid Accent 1"/>
     <w:lsdException w:qFormat="1" w:unhideWhenUsed="0" w:uiPriority="63" w:semiHidden="0" w:name="Medium Shading 1 Accent 1"/>
@@ -7962,19 +7962,19 @@
     <w:lsdException w:qFormat="1" w:unhideWhenUsed="0" w:uiPriority="30" w:semiHidden="0" w:name="Intense Quote"/>
     <w:lsdException w:qFormat="1" w:unhideWhenUsed="0" w:uiPriority="66" w:semiHidden="0" w:name="Medium List 2 Accent 1"/>
     <w:lsdException w:qFormat="1" w:unhideWhenUsed="0" w:uiPriority="67" w:semiHidden="0" w:name="Medium Grid 1 Accent 1"/>
-    <w:lsdException w:unhideWhenUsed="0" w:uiPriority="68" w:semiHidden="0" w:name="Medium Grid 2 Accent 1"/>
+    <w:lsdException w:qFormat="1" w:unhideWhenUsed="0" w:uiPriority="68" w:semiHidden="0" w:name="Medium Grid 2 Accent 1"/>
     <w:lsdException w:qFormat="1" w:unhideWhenUsed="0" w:uiPriority="69" w:semiHidden="0" w:name="Medium Grid 3 Accent 1"/>
     <w:lsdException w:qFormat="1" w:unhideWhenUsed="0" w:uiPriority="70" w:semiHidden="0" w:name="Dark List Accent 1"/>
-    <w:lsdException w:unhideWhenUsed="0" w:uiPriority="71" w:semiHidden="0" w:name="Colorful Shading Accent 1"/>
+    <w:lsdException w:qFormat="1" w:unhideWhenUsed="0" w:uiPriority="71" w:semiHidden="0" w:name="Colorful Shading Accent 1"/>
     <w:lsdException w:qFormat="1" w:unhideWhenUsed="0" w:uiPriority="72" w:semiHidden="0" w:name="Colorful List Accent 1"/>
-    <w:lsdException w:unhideWhenUsed="0" w:uiPriority="73" w:semiHidden="0" w:name="Colorful Grid Accent 1"/>
+    <w:lsdException w:qFormat="1" w:unhideWhenUsed="0" w:uiPriority="73" w:semiHidden="0" w:name="Colorful Grid Accent 1"/>
     <w:lsdException w:qFormat="1" w:unhideWhenUsed="0" w:uiPriority="60" w:semiHidden="0" w:name="Light Shading Accent 2"/>
     <w:lsdException w:qFormat="1" w:unhideWhenUsed="0" w:uiPriority="61" w:semiHidden="0" w:name="Light List Accent 2"/>
-    <w:lsdException w:unhideWhenUsed="0" w:uiPriority="62" w:semiHidden="0" w:name="Light Grid Accent 2"/>
+    <w:lsdException w:qFormat="1" w:unhideWhenUsed="0" w:uiPriority="62" w:semiHidden="0" w:name="Light Grid Accent 2"/>
     <w:lsdException w:qFormat="1" w:unhideWhenUsed="0" w:uiPriority="63" w:semiHidden="0" w:name="Medium Shading 1 Accent 2"/>
     <w:lsdException w:unhideWhenUsed="0" w:uiPriority="64" w:semiHidden="0" w:name="Medium Shading 2 Accent 2"/>
     <w:lsdException w:qFormat="1" w:unhideWhenUsed="0" w:uiPriority="65" w:semiHidden="0" w:name="Medium List 1 Accent 2"/>
-    <w:lsdException w:unhideWhenUsed="0" w:uiPriority="66" w:semiHidden="0" w:name="Medium List 2 Accent 2"/>
+    <w:lsdException w:qFormat="1" w:unhideWhenUsed="0" w:uiPriority="66" w:semiHidden="0" w:name="Medium List 2 Accent 2"/>
     <w:lsdException w:qFormat="1" w:unhideWhenUsed="0" w:uiPriority="67" w:semiHidden="0" w:name="Medium Grid 1 Accent 2"/>
     <w:lsdException w:qFormat="1" w:unhideWhenUsed="0" w:uiPriority="68" w:semiHidden="0" w:name="Medium Grid 2 Accent 2"/>
     <w:lsdException w:qFormat="1" w:unhideWhenUsed="0" w:uiPriority="69" w:semiHidden="0" w:name="Medium Grid 3 Accent 2"/>
@@ -7982,7 +7982,7 @@
     <w:lsdException w:qFormat="1" w:unhideWhenUsed="0" w:uiPriority="71" w:semiHidden="0" w:name="Colorful Shading Accent 2"/>
     <w:lsdException w:qFormat="1" w:unhideWhenUsed="0" w:uiPriority="72" w:semiHidden="0" w:name="Colorful List Accent 2"/>
     <w:lsdException w:qFormat="1" w:unhideWhenUsed="0" w:uiPriority="73" w:semiHidden="0" w:name="Colorful Grid Accent 2"/>
-    <w:lsdException w:unhideWhenUsed="0" w:uiPriority="60" w:semiHidden="0" w:name="Light Shading Accent 3"/>
+    <w:lsdException w:qFormat="1" w:unhideWhenUsed="0" w:uiPriority="60" w:semiHidden="0" w:name="Light Shading Accent 3"/>
     <w:lsdException w:qFormat="1" w:unhideWhenUsed="0" w:uiPriority="61" w:semiHidden="0" w:name="Light List Accent 3"/>
     <w:lsdException w:qFormat="1" w:unhideWhenUsed="0" w:uiPriority="62" w:semiHidden="0" w:name="Light Grid Accent 3"/>
     <w:lsdException w:qFormat="1" w:unhideWhenUsed="0" w:uiPriority="63" w:semiHidden="0" w:name="Medium Shading 1 Accent 3"/>
@@ -7996,7 +7996,7 @@
     <w:lsdException w:qFormat="1" w:unhideWhenUsed="0" w:uiPriority="71" w:semiHidden="0" w:name="Colorful Shading Accent 3"/>
     <w:lsdException w:qFormat="1" w:unhideWhenUsed="0" w:uiPriority="72" w:semiHidden="0" w:name="Colorful List Accent 3"/>
     <w:lsdException w:qFormat="1" w:unhideWhenUsed="0" w:uiPriority="73" w:semiHidden="0" w:name="Colorful Grid Accent 3"/>
-    <w:lsdException w:unhideWhenUsed="0" w:uiPriority="60" w:semiHidden="0" w:name="Light Shading Accent 4"/>
+    <w:lsdException w:qFormat="1" w:unhideWhenUsed="0" w:uiPriority="60" w:semiHidden="0" w:name="Light Shading Accent 4"/>
     <w:lsdException w:qFormat="1" w:unhideWhenUsed="0" w:uiPriority="61" w:semiHidden="0" w:name="Light List Accent 4"/>
     <w:lsdException w:qFormat="1" w:unhideWhenUsed="0" w:uiPriority="62" w:semiHidden="0" w:name="Light Grid Accent 4"/>
     <w:lsdException w:qFormat="1" w:unhideWhenUsed="0" w:uiPriority="63" w:semiHidden="0" w:name="Medium Shading 1 Accent 4"/>
@@ -8009,15 +8009,15 @@
     <w:lsdException w:qFormat="1" w:unhideWhenUsed="0" w:uiPriority="70" w:semiHidden="0" w:name="Dark List Accent 4"/>
     <w:lsdException w:qFormat="1" w:unhideWhenUsed="0" w:uiPriority="71" w:semiHidden="0" w:name="Colorful Shading Accent 4"/>
     <w:lsdException w:qFormat="1" w:unhideWhenUsed="0" w:uiPriority="72" w:semiHidden="0" w:name="Colorful List Accent 4"/>
-    <w:lsdException w:unhideWhenUsed="0" w:uiPriority="73" w:semiHidden="0" w:name="Colorful Grid Accent 4"/>
+    <w:lsdException w:qFormat="1" w:unhideWhenUsed="0" w:uiPriority="73" w:semiHidden="0" w:name="Colorful Grid Accent 4"/>
     <w:lsdException w:qFormat="1" w:unhideWhenUsed="0" w:uiPriority="60" w:semiHidden="0" w:name="Light Shading Accent 5"/>
     <w:lsdException w:qFormat="1" w:unhideWhenUsed="0" w:uiPriority="61" w:semiHidden="0" w:name="Light List Accent 5"/>
-    <w:lsdException w:unhideWhenUsed="0" w:uiPriority="62" w:semiHidden="0" w:name="Light Grid Accent 5"/>
+    <w:lsdException w:qFormat="1" w:unhideWhenUsed="0" w:uiPriority="62" w:semiHidden="0" w:name="Light Grid Accent 5"/>
     <w:lsdException w:unhideWhenUsed="0" w:uiPriority="63" w:semiHidden="0" w:name="Medium Shading 1 Accent 5"/>
     <w:lsdException w:qFormat="1" w:unhideWhenUsed="0" w:uiPriority="64" w:semiHidden="0" w:name="Medium Shading 2 Accent 5"/>
     <w:lsdException w:qFormat="1" w:unhideWhenUsed="0" w:uiPriority="65" w:semiHidden="0" w:name="Medium List 1 Accent 5"/>
     <w:lsdException w:qFormat="1" w:unhideWhenUsed="0" w:uiPriority="66" w:semiHidden="0" w:name="Medium List 2 Accent 5"/>
-    <w:lsdException w:unhideWhenUsed="0" w:uiPriority="67" w:semiHidden="0" w:name="Medium Grid 1 Accent 5"/>
+    <w:lsdException w:qFormat="1" w:unhideWhenUsed="0" w:uiPriority="67" w:semiHidden="0" w:name="Medium Grid 1 Accent 5"/>
     <w:lsdException w:qFormat="1" w:unhideWhenUsed="0" w:uiPriority="68" w:semiHidden="0" w:name="Medium Grid 2 Accent 5"/>
     <w:lsdException w:qFormat="1" w:unhideWhenUsed="0" w:uiPriority="69" w:semiHidden="0" w:name="Medium Grid 3 Accent 5"/>
     <w:lsdException w:qFormat="1" w:unhideWhenUsed="0" w:uiPriority="70" w:semiHidden="0" w:name="Dark List Accent 5"/>
@@ -8025,7 +8025,7 @@
     <w:lsdException w:qFormat="1" w:unhideWhenUsed="0" w:uiPriority="72" w:semiHidden="0" w:name="Colorful List Accent 5"/>
     <w:lsdException w:qFormat="1" w:unhideWhenUsed="0" w:uiPriority="73" w:semiHidden="0" w:name="Colorful Grid Accent 5"/>
     <w:lsdException w:qFormat="1" w:unhideWhenUsed="0" w:uiPriority="60" w:semiHidden="0" w:name="Light Shading Accent 6"/>
-    <w:lsdException w:unhideWhenUsed="0" w:uiPriority="61" w:semiHidden="0" w:name="Light List Accent 6"/>
+    <w:lsdException w:qFormat="1" w:unhideWhenUsed="0" w:uiPriority="61" w:semiHidden="0" w:name="Light List Accent 6"/>
     <w:lsdException w:qFormat="1" w:unhideWhenUsed="0" w:uiPriority="62" w:semiHidden="0" w:name="Light Grid Accent 6"/>
     <w:lsdException w:qFormat="1" w:unhideWhenUsed="0" w:uiPriority="63" w:semiHidden="0" w:name="Medium Shading 1 Accent 6"/>
     <w:lsdException w:qFormat="1" w:unhideWhenUsed="0" w:uiPriority="64" w:semiHidden="0" w:name="Medium Shading 2 Accent 6"/>
@@ -8037,7 +8037,7 @@
     <w:lsdException w:qFormat="1" w:unhideWhenUsed="0" w:uiPriority="70" w:semiHidden="0" w:name="Dark List Accent 6"/>
     <w:lsdException w:qFormat="1" w:unhideWhenUsed="0" w:uiPriority="71" w:semiHidden="0" w:name="Colorful Shading Accent 6"/>
     <w:lsdException w:qFormat="1" w:unhideWhenUsed="0" w:uiPriority="72" w:semiHidden="0" w:name="Colorful List Accent 6"/>
-    <w:lsdException w:unhideWhenUsed="0" w:uiPriority="73" w:semiHidden="0" w:name="Colorful Grid Accent 6"/>
+    <w:lsdException w:qFormat="1" w:unhideWhenUsed="0" w:uiPriority="73" w:semiHidden="0" w:name="Colorful Grid Accent 6"/>
   </w:latentStyles>
   <w:style w:type="paragraph" w:default="1" w:styleId="1">
     <w:name w:val="Normal"/>
@@ -8057,7 +8057,7 @@
     <w:name w:val="heading 1"/>
     <w:basedOn w:val="1"/>
     <w:next w:val="1"/>
-    <w:link w:val="138"/>
+    <w:link w:val="139"/>
     <w:qFormat/>
     <w:uiPriority w:val="9"/>
     <w:pPr>
@@ -8079,7 +8079,7 @@
     <w:name w:val="heading 2"/>
     <w:basedOn w:val="1"/>
     <w:next w:val="1"/>
-    <w:link w:val="139"/>
+    <w:link w:val="140"/>
     <w:unhideWhenUsed/>
     <w:qFormat/>
     <w:uiPriority w:val="9"/>
@@ -8107,7 +8107,7 @@
     <w:name w:val="heading 3"/>
     <w:basedOn w:val="1"/>
     <w:next w:val="1"/>
-    <w:link w:val="140"/>
+    <w:link w:val="141"/>
     <w:unhideWhenUsed/>
     <w:qFormat/>
     <w:uiPriority w:val="9"/>
@@ -8133,7 +8133,7 @@
     <w:name w:val="heading 4"/>
     <w:basedOn w:val="1"/>
     <w:next w:val="1"/>
-    <w:link w:val="150"/>
+    <w:link w:val="151"/>
     <w:semiHidden/>
     <w:unhideWhenUsed/>
     <w:qFormat/>
@@ -8162,7 +8162,7 @@
     <w:name w:val="heading 5"/>
     <w:basedOn w:val="1"/>
     <w:next w:val="1"/>
-    <w:link w:val="151"/>
+    <w:link w:val="152"/>
     <w:semiHidden/>
     <w:unhideWhenUsed/>
     <w:qFormat/>
@@ -8182,7 +8182,7 @@
     <w:name w:val="heading 6"/>
     <w:basedOn w:val="1"/>
     <w:next w:val="1"/>
-    <w:link w:val="152"/>
+    <w:link w:val="153"/>
     <w:semiHidden/>
     <w:unhideWhenUsed/>
     <w:qFormat/>
@@ -8204,7 +8204,7 @@
     <w:name w:val="heading 7"/>
     <w:basedOn w:val="1"/>
     <w:next w:val="1"/>
-    <w:link w:val="153"/>
+    <w:link w:val="154"/>
     <w:semiHidden/>
     <w:unhideWhenUsed/>
     <w:qFormat/>
@@ -8234,7 +8234,7 @@
     <w:name w:val="heading 8"/>
     <w:basedOn w:val="1"/>
     <w:next w:val="1"/>
-    <w:link w:val="154"/>
+    <w:link w:val="155"/>
     <w:semiHidden/>
     <w:unhideWhenUsed/>
     <w:qFormat/>
@@ -8261,7 +8261,7 @@
     <w:name w:val="heading 9"/>
     <w:basedOn w:val="1"/>
     <w:next w:val="1"/>
-    <w:link w:val="155"/>
+    <w:link w:val="156"/>
     <w:semiHidden/>
     <w:unhideWhenUsed/>
     <w:qFormat/>
@@ -8314,7 +8314,7 @@
   <w:style w:type="paragraph" w:styleId="13">
     <w:name w:val="Body Text"/>
     <w:basedOn w:val="1"/>
-    <w:link w:val="144"/>
+    <w:link w:val="145"/>
     <w:unhideWhenUsed/>
     <w:qFormat/>
     <w:uiPriority w:val="99"/>
@@ -8325,8 +8325,9 @@
   <w:style w:type="paragraph" w:styleId="14">
     <w:name w:val="Body Text 2"/>
     <w:basedOn w:val="1"/>
-    <w:link w:val="145"/>
+    <w:link w:val="146"/>
     <w:unhideWhenUsed/>
+    <w:qFormat/>
     <w:uiPriority w:val="99"/>
     <w:pPr>
       <w:spacing w:after="120" w:line="480" w:lineRule="auto"/>
@@ -8335,7 +8336,7 @@
   <w:style w:type="paragraph" w:styleId="15">
     <w:name w:val="Body Text 3"/>
     <w:basedOn w:val="1"/>
-    <w:link w:val="146"/>
+    <w:link w:val="147"/>
     <w:unhideWhenUsed/>
     <w:qFormat/>
     <w:uiPriority w:val="99"/>
@@ -8384,7 +8385,7 @@
   <w:style w:type="paragraph" w:styleId="18">
     <w:name w:val="footer"/>
     <w:basedOn w:val="1"/>
-    <w:link w:val="136"/>
+    <w:link w:val="137"/>
     <w:unhideWhenUsed/>
     <w:qFormat/>
     <w:uiPriority w:val="99"/>
@@ -8399,7 +8400,7 @@
   <w:style w:type="paragraph" w:styleId="19">
     <w:name w:val="header"/>
     <w:basedOn w:val="1"/>
-    <w:link w:val="135"/>
+    <w:link w:val="136"/>
     <w:unhideWhenUsed/>
     <w:qFormat/>
     <w:uiPriority w:val="99"/>
@@ -8412,6 +8413,40 @@
     </w:pPr>
   </w:style>
   <w:style w:type="paragraph" w:styleId="20">
+    <w:name w:val="HTML Preformatted"/>
+    <w:semiHidden/>
+    <w:unhideWhenUsed/>
+    <w:uiPriority w:val="99"/>
+    <w:pPr>
+      <w:tabs>
+        <w:tab w:val="left" w:pos="916"/>
+        <w:tab w:val="left" w:pos="1832"/>
+        <w:tab w:val="left" w:pos="2748"/>
+        <w:tab w:val="left" w:pos="3664"/>
+        <w:tab w:val="left" w:pos="4580"/>
+        <w:tab w:val="left" w:pos="5496"/>
+        <w:tab w:val="left" w:pos="6412"/>
+        <w:tab w:val="left" w:pos="7328"/>
+        <w:tab w:val="left" w:pos="8244"/>
+        <w:tab w:val="left" w:pos="9160"/>
+        <w:tab w:val="left" w:pos="10076"/>
+        <w:tab w:val="left" w:pos="10992"/>
+        <w:tab w:val="left" w:pos="11908"/>
+        <w:tab w:val="left" w:pos="12824"/>
+        <w:tab w:val="left" w:pos="13740"/>
+        <w:tab w:val="left" w:pos="14656"/>
+      </w:tabs>
+      <w:jc w:val="left"/>
+    </w:pPr>
+    <w:rPr>
+      <w:rFonts w:hint="eastAsia" w:ascii="SimSun" w:hAnsi="SimSun" w:eastAsia="SimSun" w:cs="SimSun"/>
+      <w:kern w:val="0"/>
+      <w:sz w:val="24"/>
+      <w:szCs w:val="24"/>
+      <w:lang w:val="en-US" w:eastAsia="zh-CN" w:bidi="ar"/>
+    </w:rPr>
+  </w:style>
+  <w:style w:type="paragraph" w:styleId="21">
     <w:name w:val="List"/>
     <w:basedOn w:val="1"/>
     <w:unhideWhenUsed/>
@@ -8422,7 +8457,7 @@
       <w:contextualSpacing/>
     </w:pPr>
   </w:style>
-  <w:style w:type="paragraph" w:styleId="21">
+  <w:style w:type="paragraph" w:styleId="22">
     <w:name w:val="List 2"/>
     <w:basedOn w:val="1"/>
     <w:unhideWhenUsed/>
@@ -8433,17 +8468,18 @@
       <w:contextualSpacing/>
     </w:pPr>
   </w:style>
-  <w:style w:type="paragraph" w:styleId="22">
+  <w:style w:type="paragraph" w:styleId="23">
     <w:name w:val="List 3"/>
     <w:basedOn w:val="1"/>
     <w:unhideWhenUsed/>
+    <w:qFormat/>
     <w:uiPriority w:val="99"/>
     <w:pPr>
       <w:ind w:left="1080" w:hanging="360"/>
       <w:contextualSpacing/>
     </w:pPr>
   </w:style>
-  <w:style w:type="paragraph" w:styleId="23">
+  <w:style w:type="paragraph" w:styleId="24">
     <w:name w:val="List Bullet"/>
     <w:basedOn w:val="1"/>
     <w:unhideWhenUsed/>
@@ -8457,10 +8493,11 @@
       <w:contextualSpacing/>
     </w:pPr>
   </w:style>
-  <w:style w:type="paragraph" w:styleId="24">
+  <w:style w:type="paragraph" w:styleId="25">
     <w:name w:val="List Bullet 2"/>
     <w:basedOn w:val="1"/>
     <w:unhideWhenUsed/>
+    <w:qFormat/>
     <w:uiPriority w:val="99"/>
     <w:pPr>
       <w:numPr>
@@ -8470,7 +8507,7 @@
       <w:contextualSpacing/>
     </w:pPr>
   </w:style>
-  <w:style w:type="paragraph" w:styleId="25">
+  <w:style w:type="paragraph" w:styleId="26">
     <w:name w:val="List Bullet 3"/>
     <w:basedOn w:val="1"/>
     <w:unhideWhenUsed/>
@@ -8483,10 +8520,11 @@
       <w:contextualSpacing/>
     </w:pPr>
   </w:style>
-  <w:style w:type="paragraph" w:styleId="26">
+  <w:style w:type="paragraph" w:styleId="27">
     <w:name w:val="List Continue"/>
     <w:basedOn w:val="1"/>
     <w:unhideWhenUsed/>
+    <w:qFormat/>
     <w:uiPriority w:val="99"/>
     <w:pPr>
       <w:spacing w:after="120"/>
@@ -8494,10 +8532,11 @@
       <w:contextualSpacing/>
     </w:pPr>
   </w:style>
-  <w:style w:type="paragraph" w:styleId="27">
+  <w:style w:type="paragraph" w:styleId="28">
     <w:name w:val="List Continue 2"/>
     <w:basedOn w:val="1"/>
     <w:unhideWhenUsed/>
+    <w:qFormat/>
     <w:uiPriority w:val="99"/>
     <w:pPr>
       <w:spacing w:after="120"/>
@@ -8505,7 +8544,7 @@
       <w:contextualSpacing/>
     </w:pPr>
   </w:style>
-  <w:style w:type="paragraph" w:styleId="28">
+  <w:style w:type="paragraph" w:styleId="29">
     <w:name w:val="List Continue 3"/>
     <w:basedOn w:val="1"/>
     <w:unhideWhenUsed/>
@@ -8517,7 +8556,7 @@
       <w:contextualSpacing/>
     </w:pPr>
   </w:style>
-  <w:style w:type="paragraph" w:styleId="29">
+  <w:style w:type="paragraph" w:styleId="30">
     <w:name w:val="List Number"/>
     <w:basedOn w:val="1"/>
     <w:unhideWhenUsed/>
@@ -8531,10 +8570,11 @@
       <w:contextualSpacing/>
     </w:pPr>
   </w:style>
-  <w:style w:type="paragraph" w:styleId="30">
+  <w:style w:type="paragraph" w:styleId="31">
     <w:name w:val="List Number 2"/>
     <w:basedOn w:val="1"/>
     <w:unhideWhenUsed/>
+    <w:qFormat/>
     <w:uiPriority w:val="99"/>
     <w:pPr>
       <w:numPr>
@@ -8544,7 +8584,7 @@
       <w:contextualSpacing/>
     </w:pPr>
   </w:style>
-  <w:style w:type="paragraph" w:styleId="31">
+  <w:style w:type="paragraph" w:styleId="32">
     <w:name w:val="List Number 3"/>
     <w:basedOn w:val="1"/>
     <w:unhideWhenUsed/>
@@ -8557,10 +8597,11 @@
       <w:contextualSpacing/>
     </w:pPr>
   </w:style>
-  <w:style w:type="paragraph" w:styleId="32">
+  <w:style w:type="paragraph" w:styleId="33">
     <w:name w:val="macro"/>
-    <w:link w:val="147"/>
+    <w:link w:val="148"/>
     <w:unhideWhenUsed/>
+    <w:qFormat/>
     <w:uiPriority w:val="99"/>
     <w:pPr>
       <w:tabs>
@@ -8581,7 +8622,7 @@
       <w:lang w:val="en-US" w:eastAsia="en-US" w:bidi="ar-SA"/>
     </w:rPr>
   </w:style>
-  <w:style w:type="character" w:styleId="33">
+  <w:style w:type="character" w:styleId="34">
     <w:name w:val="Strong"/>
     <w:basedOn w:val="11"/>
     <w:qFormat/>
@@ -8591,11 +8632,11 @@
       <w:bCs/>
     </w:rPr>
   </w:style>
-  <w:style w:type="paragraph" w:styleId="34">
+  <w:style w:type="paragraph" w:styleId="35">
     <w:name w:val="Subtitle"/>
     <w:basedOn w:val="1"/>
     <w:next w:val="1"/>
-    <w:link w:val="142"/>
+    <w:link w:val="143"/>
     <w:qFormat/>
     <w:uiPriority w:val="11"/>
     <w:rPr>
@@ -8613,9 +8654,10 @@
       </w14:textFill>
     </w:rPr>
   </w:style>
-  <w:style w:type="table" w:styleId="35">
+  <w:style w:type="table" w:styleId="36">
     <w:name w:val="Table Grid"/>
     <w:basedOn w:val="12"/>
+    <w:qFormat/>
     <w:uiPriority w:val="59"/>
     <w:pPr>
       <w:spacing w:after="0" w:line="240" w:lineRule="auto"/>
@@ -8637,11 +8679,11 @@
       </w:tblCellMar>
     </w:tblPr>
   </w:style>
-  <w:style w:type="paragraph" w:styleId="36">
+  <w:style w:type="paragraph" w:styleId="37">
     <w:name w:val="Title"/>
     <w:basedOn w:val="1"/>
     <w:next w:val="1"/>
-    <w:link w:val="141"/>
+    <w:link w:val="142"/>
     <w:qFormat/>
     <w:uiPriority w:val="10"/>
     <w:pPr>
@@ -8660,9 +8702,10 @@
       <w:szCs w:val="52"/>
     </w:rPr>
   </w:style>
-  <w:style w:type="table" w:styleId="37">
+  <w:style w:type="table" w:styleId="38">
     <w:name w:val="Light Shading"/>
     <w:basedOn w:val="12"/>
+    <w:qFormat/>
     <w:uiPriority w:val="60"/>
     <w:pPr>
       <w:spacing w:after="0" w:line="240" w:lineRule="auto"/>
@@ -8759,9 +8802,10 @@
       </w:tcPr>
     </w:tblStylePr>
   </w:style>
-  <w:style w:type="table" w:styleId="38">
+  <w:style w:type="table" w:styleId="39">
     <w:name w:val="Light Shading Accent 1"/>
     <w:basedOn w:val="12"/>
+    <w:qFormat/>
     <w:uiPriority w:val="60"/>
     <w:pPr>
       <w:spacing w:after="0" w:line="240" w:lineRule="auto"/>
@@ -8858,7 +8902,7 @@
       </w:tcPr>
     </w:tblStylePr>
   </w:style>
-  <w:style w:type="table" w:styleId="39">
+  <w:style w:type="table" w:styleId="40">
     <w:name w:val="Light Shading Accent 2"/>
     <w:basedOn w:val="12"/>
     <w:qFormat/>
@@ -8958,9 +9002,10 @@
       </w:tcPr>
     </w:tblStylePr>
   </w:style>
-  <w:style w:type="table" w:styleId="40">
+  <w:style w:type="table" w:styleId="41">
     <w:name w:val="Light Shading Accent 3"/>
     <w:basedOn w:val="12"/>
+    <w:qFormat/>
     <w:uiPriority w:val="60"/>
     <w:pPr>
       <w:spacing w:after="0" w:line="240" w:lineRule="auto"/>
@@ -9057,9 +9102,10 @@
       </w:tcPr>
     </w:tblStylePr>
   </w:style>
-  <w:style w:type="table" w:styleId="41">
+  <w:style w:type="table" w:styleId="42">
     <w:name w:val="Light Shading Accent 4"/>
     <w:basedOn w:val="12"/>
+    <w:qFormat/>
     <w:uiPriority w:val="60"/>
     <w:pPr>
       <w:spacing w:after="0" w:line="240" w:lineRule="auto"/>
@@ -9156,7 +9202,7 @@
       </w:tcPr>
     </w:tblStylePr>
   </w:style>
-  <w:style w:type="table" w:styleId="42">
+  <w:style w:type="table" w:styleId="43">
     <w:name w:val="Light Shading Accent 5"/>
     <w:basedOn w:val="12"/>
     <w:qFormat/>
@@ -9256,7 +9302,7 @@
       </w:tcPr>
     </w:tblStylePr>
   </w:style>
-  <w:style w:type="table" w:styleId="43">
+  <w:style w:type="table" w:styleId="44">
     <w:name w:val="Light Shading Accent 6"/>
     <w:basedOn w:val="12"/>
     <w:qFormat/>
@@ -9356,7 +9402,7 @@
       </w:tcPr>
     </w:tblStylePr>
   </w:style>
-  <w:style w:type="table" w:styleId="44">
+  <w:style w:type="table" w:styleId="45">
     <w:name w:val="Light List"/>
     <w:basedOn w:val="12"/>
     <w:qFormat/>
@@ -9450,7 +9496,7 @@
       </w:tcPr>
     </w:tblStylePr>
   </w:style>
-  <w:style w:type="table" w:styleId="45">
+  <w:style w:type="table" w:styleId="46">
     <w:name w:val="Light List Accent 1"/>
     <w:basedOn w:val="12"/>
     <w:qFormat/>
@@ -9544,7 +9590,7 @@
       </w:tcPr>
     </w:tblStylePr>
   </w:style>
-  <w:style w:type="table" w:styleId="46">
+  <w:style w:type="table" w:styleId="47">
     <w:name w:val="Light List Accent 2"/>
     <w:basedOn w:val="12"/>
     <w:qFormat/>
@@ -9638,7 +9684,7 @@
       </w:tcPr>
     </w:tblStylePr>
   </w:style>
-  <w:style w:type="table" w:styleId="47">
+  <w:style w:type="table" w:styleId="48">
     <w:name w:val="Light List Accent 3"/>
     <w:basedOn w:val="12"/>
     <w:qFormat/>
@@ -9732,7 +9778,7 @@
       </w:tcPr>
     </w:tblStylePr>
   </w:style>
-  <w:style w:type="table" w:styleId="48">
+  <w:style w:type="table" w:styleId="49">
     <w:name w:val="Light List Accent 4"/>
     <w:basedOn w:val="12"/>
     <w:qFormat/>
@@ -9826,7 +9872,7 @@
       </w:tcPr>
     </w:tblStylePr>
   </w:style>
-  <w:style w:type="table" w:styleId="49">
+  <w:style w:type="table" w:styleId="50">
     <w:name w:val="Light List Accent 5"/>
     <w:basedOn w:val="12"/>
     <w:qFormat/>
@@ -9920,9 +9966,10 @@
       </w:tcPr>
     </w:tblStylePr>
   </w:style>
-  <w:style w:type="table" w:styleId="50">
+  <w:style w:type="table" w:styleId="51">
     <w:name w:val="Light List Accent 6"/>
     <w:basedOn w:val="12"/>
+    <w:qFormat/>
     <w:uiPriority w:val="61"/>
     <w:pPr>
       <w:spacing w:after="0" w:line="240" w:lineRule="auto"/>
@@ -10013,7 +10060,7 @@
       </w:tcPr>
     </w:tblStylePr>
   </w:style>
-  <w:style w:type="table" w:styleId="51">
+  <w:style w:type="table" w:styleId="52">
     <w:name w:val="Light Grid"/>
     <w:basedOn w:val="12"/>
     <w:qFormat/>
@@ -10140,7 +10187,7 @@
       </w:tcPr>
     </w:tblStylePr>
   </w:style>
-  <w:style w:type="table" w:styleId="52">
+  <w:style w:type="table" w:styleId="53">
     <w:name w:val="Light Grid Accent 1"/>
     <w:basedOn w:val="12"/>
     <w:qFormat/>
@@ -10267,9 +10314,10 @@
       </w:tcPr>
     </w:tblStylePr>
   </w:style>
-  <w:style w:type="table" w:styleId="53">
+  <w:style w:type="table" w:styleId="54">
     <w:name w:val="Light Grid Accent 2"/>
     <w:basedOn w:val="12"/>
+    <w:qFormat/>
     <w:uiPriority w:val="62"/>
     <w:pPr>
       <w:spacing w:after="0" w:line="240" w:lineRule="auto"/>
@@ -10393,7 +10441,7 @@
       </w:tcPr>
     </w:tblStylePr>
   </w:style>
-  <w:style w:type="table" w:styleId="54">
+  <w:style w:type="table" w:styleId="55">
     <w:name w:val="Light Grid Accent 3"/>
     <w:basedOn w:val="12"/>
     <w:qFormat/>
@@ -10520,7 +10568,7 @@
       </w:tcPr>
     </w:tblStylePr>
   </w:style>
-  <w:style w:type="table" w:styleId="55">
+  <w:style w:type="table" w:styleId="56">
     <w:name w:val="Light Grid Accent 4"/>
     <w:basedOn w:val="12"/>
     <w:qFormat/>
@@ -10647,9 +10695,10 @@
       </w:tcPr>
     </w:tblStylePr>
   </w:style>
-  <w:style w:type="table" w:styleId="56">
+  <w:style w:type="table" w:styleId="57">
     <w:name w:val="Light Grid Accent 5"/>
     <w:basedOn w:val="12"/>
+    <w:qFormat/>
     <w:uiPriority w:val="62"/>
     <w:pPr>
       <w:spacing w:after="0" w:line="240" w:lineRule="auto"/>
@@ -10773,7 +10822,7 @@
       </w:tcPr>
     </w:tblStylePr>
   </w:style>
-  <w:style w:type="table" w:styleId="57">
+  <w:style w:type="table" w:styleId="58">
     <w:name w:val="Light Grid Accent 6"/>
     <w:basedOn w:val="12"/>
     <w:qFormat/>
@@ -10900,7 +10949,7 @@
       </w:tcPr>
     </w:tblStylePr>
   </w:style>
-  <w:style w:type="table" w:styleId="58">
+  <w:style w:type="table" w:styleId="59">
     <w:name w:val="Medium Shading 1"/>
     <w:basedOn w:val="12"/>
     <w:qFormat/>
@@ -11008,7 +11057,7 @@
       </w:tcPr>
     </w:tblStylePr>
   </w:style>
-  <w:style w:type="table" w:styleId="59">
+  <w:style w:type="table" w:styleId="60">
     <w:name w:val="Medium Shading 1 Accent 1"/>
     <w:basedOn w:val="12"/>
     <w:qFormat/>
@@ -11116,7 +11165,7 @@
       </w:tcPr>
     </w:tblStylePr>
   </w:style>
-  <w:style w:type="table" w:styleId="60">
+  <w:style w:type="table" w:styleId="61">
     <w:name w:val="Medium Shading 1 Accent 2"/>
     <w:basedOn w:val="12"/>
     <w:qFormat/>
@@ -11224,7 +11273,7 @@
       </w:tcPr>
     </w:tblStylePr>
   </w:style>
-  <w:style w:type="table" w:styleId="61">
+  <w:style w:type="table" w:styleId="62">
     <w:name w:val="Medium Shading 1 Accent 3"/>
     <w:basedOn w:val="12"/>
     <w:qFormat/>
@@ -11332,7 +11381,7 @@
       </w:tcPr>
     </w:tblStylePr>
   </w:style>
-  <w:style w:type="table" w:styleId="62">
+  <w:style w:type="table" w:styleId="63">
     <w:name w:val="Medium Shading 1 Accent 4"/>
     <w:basedOn w:val="12"/>
     <w:qFormat/>
@@ -11440,7 +11489,7 @@
       </w:tcPr>
     </w:tblStylePr>
   </w:style>
-  <w:style w:type="table" w:styleId="63">
+  <w:style w:type="table" w:styleId="64">
     <w:name w:val="Medium Shading 1 Accent 5"/>
     <w:basedOn w:val="12"/>
     <w:uiPriority w:val="63"/>
@@ -11547,7 +11596,7 @@
       </w:tcPr>
     </w:tblStylePr>
   </w:style>
-  <w:style w:type="table" w:styleId="64">
+  <w:style w:type="table" w:styleId="65">
     <w:name w:val="Medium Shading 1 Accent 6"/>
     <w:basedOn w:val="12"/>
     <w:qFormat/>
@@ -11655,7 +11704,7 @@
       </w:tcPr>
     </w:tblStylePr>
   </w:style>
-  <w:style w:type="table" w:styleId="65">
+  <w:style w:type="table" w:styleId="66">
     <w:name w:val="Medium Shading 2"/>
     <w:basedOn w:val="12"/>
     <w:qFormat/>
@@ -11821,7 +11870,7 @@
       </w:tcPr>
     </w:tblStylePr>
   </w:style>
-  <w:style w:type="table" w:styleId="66">
+  <w:style w:type="table" w:styleId="67">
     <w:name w:val="Medium Shading 2 Accent 1"/>
     <w:basedOn w:val="12"/>
     <w:qFormat/>
@@ -11987,7 +12036,7 @@
       </w:tcPr>
     </w:tblStylePr>
   </w:style>
-  <w:style w:type="table" w:styleId="67">
+  <w:style w:type="table" w:styleId="68">
     <w:name w:val="Medium Shading 2 Accent 2"/>
     <w:basedOn w:val="12"/>
     <w:uiPriority w:val="64"/>
@@ -12152,7 +12201,7 @@
       </w:tcPr>
     </w:tblStylePr>
   </w:style>
-  <w:style w:type="table" w:styleId="68">
+  <w:style w:type="table" w:styleId="69">
     <w:name w:val="Medium Shading 2 Accent 3"/>
     <w:basedOn w:val="12"/>
     <w:qFormat/>
@@ -12318,7 +12367,7 @@
       </w:tcPr>
     </w:tblStylePr>
   </w:style>
-  <w:style w:type="table" w:styleId="69">
+  <w:style w:type="table" w:styleId="70">
     <w:name w:val="Medium Shading 2 Accent 4"/>
     <w:basedOn w:val="12"/>
     <w:qFormat/>
@@ -12484,7 +12533,7 @@
       </w:tcPr>
     </w:tblStylePr>
   </w:style>
-  <w:style w:type="table" w:styleId="70">
+  <w:style w:type="table" w:styleId="71">
     <w:name w:val="Medium Shading 2 Accent 5"/>
     <w:basedOn w:val="12"/>
     <w:qFormat/>
@@ -12650,7 +12699,7 @@
       </w:tcPr>
     </w:tblStylePr>
   </w:style>
-  <w:style w:type="table" w:styleId="71">
+  <w:style w:type="table" w:styleId="72">
     <w:name w:val="Medium Shading 2 Accent 6"/>
     <w:basedOn w:val="12"/>
     <w:qFormat/>
@@ -12816,7 +12865,7 @@
       </w:tcPr>
     </w:tblStylePr>
   </w:style>
-  <w:style w:type="table" w:styleId="72">
+  <w:style w:type="table" w:styleId="73">
     <w:name w:val="Medium List 1"/>
     <w:basedOn w:val="12"/>
     <w:qFormat/>
@@ -12907,7 +12956,7 @@
       </w:tcPr>
     </w:tblStylePr>
   </w:style>
-  <w:style w:type="table" w:styleId="73">
+  <w:style w:type="table" w:styleId="74">
     <w:name w:val="Medium List 1 Accent 1"/>
     <w:basedOn w:val="12"/>
     <w:qFormat/>
@@ -12998,7 +13047,7 @@
       </w:tcPr>
     </w:tblStylePr>
   </w:style>
-  <w:style w:type="table" w:styleId="74">
+  <w:style w:type="table" w:styleId="75">
     <w:name w:val="Medium List 1 Accent 2"/>
     <w:basedOn w:val="12"/>
     <w:qFormat/>
@@ -13089,7 +13138,7 @@
       </w:tcPr>
     </w:tblStylePr>
   </w:style>
-  <w:style w:type="table" w:styleId="75">
+  <w:style w:type="table" w:styleId="76">
     <w:name w:val="Medium List 1 Accent 3"/>
     <w:basedOn w:val="12"/>
     <w:qFormat/>
@@ -13180,7 +13229,7 @@
       </w:tcPr>
     </w:tblStylePr>
   </w:style>
-  <w:style w:type="table" w:styleId="76">
+  <w:style w:type="table" w:styleId="77">
     <w:name w:val="Medium List 1 Accent 4"/>
     <w:basedOn w:val="12"/>
     <w:qFormat/>
@@ -13271,7 +13320,7 @@
       </w:tcPr>
     </w:tblStylePr>
   </w:style>
-  <w:style w:type="table" w:styleId="77">
+  <w:style w:type="table" w:styleId="78">
     <w:name w:val="Medium List 1 Accent 5"/>
     <w:basedOn w:val="12"/>
     <w:qFormat/>
@@ -13362,7 +13411,7 @@
       </w:tcPr>
     </w:tblStylePr>
   </w:style>
-  <w:style w:type="table" w:styleId="78">
+  <w:style w:type="table" w:styleId="79">
     <w:name w:val="Medium List 1 Accent 6"/>
     <w:basedOn w:val="12"/>
     <w:qFormat/>
@@ -13453,7 +13502,7 @@
       </w:tcPr>
     </w:tblStylePr>
   </w:style>
-  <w:style w:type="table" w:styleId="79">
+  <w:style w:type="table" w:styleId="80">
     <w:name w:val="Medium List 2"/>
     <w:basedOn w:val="12"/>
     <w:qFormat/>
@@ -13583,7 +13632,7 @@
       </w:tcPr>
     </w:tblStylePr>
   </w:style>
-  <w:style w:type="table" w:styleId="80">
+  <w:style w:type="table" w:styleId="81">
     <w:name w:val="Medium List 2 Accent 1"/>
     <w:basedOn w:val="12"/>
     <w:qFormat/>
@@ -13713,9 +13762,10 @@
       </w:tcPr>
     </w:tblStylePr>
   </w:style>
-  <w:style w:type="table" w:styleId="81">
+  <w:style w:type="table" w:styleId="82">
     <w:name w:val="Medium List 2 Accent 2"/>
     <w:basedOn w:val="12"/>
+    <w:qFormat/>
     <w:uiPriority w:val="66"/>
     <w:pPr>
       <w:spacing w:after="0" w:line="240" w:lineRule="auto"/>
@@ -13842,7 +13892,7 @@
       </w:tcPr>
     </w:tblStylePr>
   </w:style>
-  <w:style w:type="table" w:styleId="82">
+  <w:style w:type="table" w:styleId="83">
     <w:name w:val="Medium List 2 Accent 3"/>
     <w:basedOn w:val="12"/>
     <w:qFormat/>
@@ -13972,7 +14022,7 @@
       </w:tcPr>
     </w:tblStylePr>
   </w:style>
-  <w:style w:type="table" w:styleId="83">
+  <w:style w:type="table" w:styleId="84">
     <w:name w:val="Medium List 2 Accent 4"/>
     <w:basedOn w:val="12"/>
     <w:qFormat/>
@@ -14102,7 +14152,7 @@
       </w:tcPr>
     </w:tblStylePr>
   </w:style>
-  <w:style w:type="table" w:styleId="84">
+  <w:style w:type="table" w:styleId="85">
     <w:name w:val="Medium List 2 Accent 5"/>
     <w:basedOn w:val="12"/>
     <w:qFormat/>
@@ -14232,7 +14282,7 @@
       </w:tcPr>
     </w:tblStylePr>
   </w:style>
-  <w:style w:type="table" w:styleId="85">
+  <w:style w:type="table" w:styleId="86">
     <w:name w:val="Medium List 2 Accent 6"/>
     <w:basedOn w:val="12"/>
     <w:qFormat/>
@@ -14362,9 +14412,10 @@
       </w:tcPr>
     </w:tblStylePr>
   </w:style>
-  <w:style w:type="table" w:styleId="86">
+  <w:style w:type="table" w:styleId="87">
     <w:name w:val="Medium Grid 1"/>
     <w:basedOn w:val="12"/>
+    <w:qFormat/>
     <w:uiPriority w:val="67"/>
     <w:pPr>
       <w:spacing w:after="0" w:line="240" w:lineRule="auto"/>
@@ -14431,7 +14482,7 @@
       </w:tcPr>
     </w:tblStylePr>
   </w:style>
-  <w:style w:type="table" w:styleId="87">
+  <w:style w:type="table" w:styleId="88">
     <w:name w:val="Medium Grid 1 Accent 1"/>
     <w:basedOn w:val="12"/>
     <w:qFormat/>
@@ -14501,7 +14552,7 @@
       </w:tcPr>
     </w:tblStylePr>
   </w:style>
-  <w:style w:type="table" w:styleId="88">
+  <w:style w:type="table" w:styleId="89">
     <w:name w:val="Medium Grid 1 Accent 2"/>
     <w:basedOn w:val="12"/>
     <w:qFormat/>
@@ -14571,7 +14622,7 @@
       </w:tcPr>
     </w:tblStylePr>
   </w:style>
-  <w:style w:type="table" w:styleId="89">
+  <w:style w:type="table" w:styleId="90">
     <w:name w:val="Medium Grid 1 Accent 3"/>
     <w:basedOn w:val="12"/>
     <w:qFormat/>
@@ -14641,7 +14692,7 @@
       </w:tcPr>
     </w:tblStylePr>
   </w:style>
-  <w:style w:type="table" w:styleId="90">
+  <w:style w:type="table" w:styleId="91">
     <w:name w:val="Medium Grid 1 Accent 4"/>
     <w:basedOn w:val="12"/>
     <w:qFormat/>
@@ -14711,9 +14762,10 @@
       </w:tcPr>
     </w:tblStylePr>
   </w:style>
-  <w:style w:type="table" w:styleId="91">
+  <w:style w:type="table" w:styleId="92">
     <w:name w:val="Medium Grid 1 Accent 5"/>
     <w:basedOn w:val="12"/>
+    <w:qFormat/>
     <w:uiPriority w:val="67"/>
     <w:pPr>
       <w:spacing w:after="0" w:line="240" w:lineRule="auto"/>
@@ -14780,7 +14832,7 @@
       </w:tcPr>
     </w:tblStylePr>
   </w:style>
-  <w:style w:type="table" w:styleId="92">
+  <w:style w:type="table" w:styleId="93">
     <w:name w:val="Medium Grid 1 Accent 6"/>
     <w:basedOn w:val="12"/>
     <w:qFormat/>
@@ -14850,7 +14902,7 @@
       </w:tcPr>
     </w:tblStylePr>
   </w:style>
-  <w:style w:type="table" w:styleId="93">
+  <w:style w:type="table" w:styleId="94">
     <w:name w:val="Medium Grid 2"/>
     <w:basedOn w:val="12"/>
     <w:qFormat/>
@@ -14997,9 +15049,10 @@
       </w:tcPr>
     </w:tblStylePr>
   </w:style>
-  <w:style w:type="table" w:styleId="94">
+  <w:style w:type="table" w:styleId="95">
     <w:name w:val="Medium Grid 2 Accent 1"/>
     <w:basedOn w:val="12"/>
+    <w:qFormat/>
     <w:uiPriority w:val="68"/>
     <w:pPr>
       <w:spacing w:after="0" w:line="240" w:lineRule="auto"/>
@@ -15143,7 +15196,7 @@
       </w:tcPr>
     </w:tblStylePr>
   </w:style>
-  <w:style w:type="table" w:styleId="95">
+  <w:style w:type="table" w:styleId="96">
     <w:name w:val="Medium Grid 2 Accent 2"/>
     <w:basedOn w:val="12"/>
     <w:qFormat/>
@@ -15290,7 +15343,7 @@
       </w:tcPr>
     </w:tblStylePr>
   </w:style>
-  <w:style w:type="table" w:styleId="96">
+  <w:style w:type="table" w:styleId="97">
     <w:name w:val="Medium Grid 2 Accent 3"/>
     <w:basedOn w:val="12"/>
     <w:qFormat/>
@@ -15437,7 +15490,7 @@
       </w:tcPr>
     </w:tblStylePr>
   </w:style>
-  <w:style w:type="table" w:styleId="97">
+  <w:style w:type="table" w:styleId="98">
     <w:name w:val="Medium Grid 2 Accent 4"/>
     <w:basedOn w:val="12"/>
     <w:qFormat/>
@@ -15584,7 +15637,7 @@
       </w:tcPr>
     </w:tblStylePr>
   </w:style>
-  <w:style w:type="table" w:styleId="98">
+  <w:style w:type="table" w:styleId="99">
     <w:name w:val="Medium Grid 2 Accent 5"/>
     <w:basedOn w:val="12"/>
     <w:qFormat/>
@@ -15731,7 +15784,7 @@
       </w:tcPr>
     </w:tblStylePr>
   </w:style>
-  <w:style w:type="table" w:styleId="99">
+  <w:style w:type="table" w:styleId="100">
     <w:name w:val="Medium Grid 2 Accent 6"/>
     <w:basedOn w:val="12"/>
     <w:qFormat/>
@@ -15878,7 +15931,7 @@
       </w:tcPr>
     </w:tblStylePr>
   </w:style>
-  <w:style w:type="table" w:styleId="100">
+  <w:style w:type="table" w:styleId="101">
     <w:name w:val="Medium Grid 3"/>
     <w:basedOn w:val="12"/>
     <w:qFormat/>
@@ -16036,7 +16089,7 @@
       </w:tcPr>
     </w:tblStylePr>
   </w:style>
-  <w:style w:type="table" w:styleId="101">
+  <w:style w:type="table" w:styleId="102">
     <w:name w:val="Medium Grid 3 Accent 1"/>
     <w:basedOn w:val="12"/>
     <w:qFormat/>
@@ -16194,7 +16247,7 @@
       </w:tcPr>
     </w:tblStylePr>
   </w:style>
-  <w:style w:type="table" w:styleId="102">
+  <w:style w:type="table" w:styleId="103">
     <w:name w:val="Medium Grid 3 Accent 2"/>
     <w:basedOn w:val="12"/>
     <w:qFormat/>
@@ -16352,7 +16405,7 @@
       </w:tcPr>
     </w:tblStylePr>
   </w:style>
-  <w:style w:type="table" w:styleId="103">
+  <w:style w:type="table" w:styleId="104">
     <w:name w:val="Medium Grid 3 Accent 3"/>
     <w:basedOn w:val="12"/>
     <w:qFormat/>
@@ -16510,7 +16563,7 @@
       </w:tcPr>
     </w:tblStylePr>
   </w:style>
-  <w:style w:type="table" w:styleId="104">
+  <w:style w:type="table" w:styleId="105">
     <w:name w:val="Medium Grid 3 Accent 4"/>
     <w:basedOn w:val="12"/>
     <w:qFormat/>
@@ -16668,7 +16721,7 @@
       </w:tcPr>
     </w:tblStylePr>
   </w:style>
-  <w:style w:type="table" w:styleId="105">
+  <w:style w:type="table" w:styleId="106">
     <w:name w:val="Medium Grid 3 Accent 5"/>
     <w:basedOn w:val="12"/>
     <w:qFormat/>
@@ -16826,7 +16879,7 @@
       </w:tcPr>
     </w:tblStylePr>
   </w:style>
-  <w:style w:type="table" w:styleId="106">
+  <w:style w:type="table" w:styleId="107">
     <w:name w:val="Medium Grid 3 Accent 6"/>
     <w:basedOn w:val="12"/>
     <w:qFormat/>
@@ -16984,7 +17037,7 @@
       </w:tcPr>
     </w:tblStylePr>
   </w:style>
-  <w:style w:type="table" w:styleId="107">
+  <w:style w:type="table" w:styleId="108">
     <w:name w:val="Dark List"/>
     <w:basedOn w:val="12"/>
     <w:qFormat/>
@@ -17100,7 +17153,7 @@
       </w:tcPr>
     </w:tblStylePr>
   </w:style>
-  <w:style w:type="table" w:styleId="108">
+  <w:style w:type="table" w:styleId="109">
     <w:name w:val="Dark List Accent 1"/>
     <w:basedOn w:val="12"/>
     <w:qFormat/>
@@ -17216,7 +17269,7 @@
       </w:tcPr>
     </w:tblStylePr>
   </w:style>
-  <w:style w:type="table" w:styleId="109">
+  <w:style w:type="table" w:styleId="110">
     <w:name w:val="Dark List Accent 2"/>
     <w:basedOn w:val="12"/>
     <w:qFormat/>
@@ -17332,7 +17385,7 @@
       </w:tcPr>
     </w:tblStylePr>
   </w:style>
-  <w:style w:type="table" w:styleId="110">
+  <w:style w:type="table" w:styleId="111">
     <w:name w:val="Dark List Accent 3"/>
     <w:basedOn w:val="12"/>
     <w:qFormat/>
@@ -17448,7 +17501,7 @@
       </w:tcPr>
     </w:tblStylePr>
   </w:style>
-  <w:style w:type="table" w:styleId="111">
+  <w:style w:type="table" w:styleId="112">
     <w:name w:val="Dark List Accent 4"/>
     <w:basedOn w:val="12"/>
     <w:qFormat/>
@@ -17564,7 +17617,7 @@
       </w:tcPr>
     </w:tblStylePr>
   </w:style>
-  <w:style w:type="table" w:styleId="112">
+  <w:style w:type="table" w:styleId="113">
     <w:name w:val="Dark List Accent 5"/>
     <w:basedOn w:val="12"/>
     <w:qFormat/>
@@ -17680,7 +17733,7 @@
       </w:tcPr>
     </w:tblStylePr>
   </w:style>
-  <w:style w:type="table" w:styleId="113">
+  <w:style w:type="table" w:styleId="114">
     <w:name w:val="Dark List Accent 6"/>
     <w:basedOn w:val="12"/>
     <w:qFormat/>
@@ -17796,7 +17849,7 @@
       </w:tcPr>
     </w:tblStylePr>
   </w:style>
-  <w:style w:type="table" w:styleId="114">
+  <w:style w:type="table" w:styleId="115">
     <w:name w:val="Colorful Shading"/>
     <w:basedOn w:val="12"/>
     <w:qFormat/>
@@ -17945,9 +17998,10 @@
       </w:rPr>
     </w:tblStylePr>
   </w:style>
-  <w:style w:type="table" w:styleId="115">
+  <w:style w:type="table" w:styleId="116">
     <w:name w:val="Colorful Shading Accent 1"/>
     <w:basedOn w:val="12"/>
+    <w:qFormat/>
     <w:uiPriority w:val="71"/>
     <w:pPr>
       <w:spacing w:after="0" w:line="240" w:lineRule="auto"/>
@@ -18093,7 +18147,7 @@
       </w:rPr>
     </w:tblStylePr>
   </w:style>
-  <w:style w:type="table" w:styleId="116">
+  <w:style w:type="table" w:styleId="117">
     <w:name w:val="Colorful Shading Accent 2"/>
     <w:basedOn w:val="12"/>
     <w:qFormat/>
@@ -18242,7 +18296,7 @@
       </w:rPr>
     </w:tblStylePr>
   </w:style>
-  <w:style w:type="table" w:styleId="117">
+  <w:style w:type="table" w:styleId="118">
     <w:name w:val="Colorful Shading Accent 3"/>
     <w:basedOn w:val="12"/>
     <w:qFormat/>
@@ -18371,7 +18425,7 @@
       </w:tcPr>
     </w:tblStylePr>
   </w:style>
-  <w:style w:type="table" w:styleId="118">
+  <w:style w:type="table" w:styleId="119">
     <w:name w:val="Colorful Shading Accent 4"/>
     <w:basedOn w:val="12"/>
     <w:qFormat/>
@@ -18520,7 +18574,7 @@
       </w:rPr>
     </w:tblStylePr>
   </w:style>
-  <w:style w:type="table" w:styleId="119">
+  <w:style w:type="table" w:styleId="120">
     <w:name w:val="Colorful Shading Accent 5"/>
     <w:basedOn w:val="12"/>
     <w:qFormat/>
@@ -18669,7 +18723,7 @@
       </w:rPr>
     </w:tblStylePr>
   </w:style>
-  <w:style w:type="table" w:styleId="120">
+  <w:style w:type="table" w:styleId="121">
     <w:name w:val="Colorful Shading Accent 6"/>
     <w:basedOn w:val="12"/>
     <w:qFormat/>
@@ -18818,7 +18872,7 @@
       </w:rPr>
     </w:tblStylePr>
   </w:style>
-  <w:style w:type="table" w:styleId="121">
+  <w:style w:type="table" w:styleId="122">
     <w:name w:val="Colorful List"/>
     <w:basedOn w:val="12"/>
     <w:qFormat/>
@@ -18911,7 +18965,7 @@
       </w:tcPr>
     </w:tblStylePr>
   </w:style>
-  <w:style w:type="table" w:styleId="122">
+  <w:style w:type="table" w:styleId="123">
     <w:name w:val="Colorful List Accent 1"/>
     <w:basedOn w:val="12"/>
     <w:qFormat/>
@@ -19004,7 +19058,7 @@
       </w:tcPr>
     </w:tblStylePr>
   </w:style>
-  <w:style w:type="table" w:styleId="123">
+  <w:style w:type="table" w:styleId="124">
     <w:name w:val="Colorful List Accent 2"/>
     <w:basedOn w:val="12"/>
     <w:qFormat/>
@@ -19097,7 +19151,7 @@
       </w:tcPr>
     </w:tblStylePr>
   </w:style>
-  <w:style w:type="table" w:styleId="124">
+  <w:style w:type="table" w:styleId="125">
     <w:name w:val="Colorful List Accent 3"/>
     <w:basedOn w:val="12"/>
     <w:qFormat/>
@@ -19190,7 +19244,7 @@
       </w:tcPr>
     </w:tblStylePr>
   </w:style>
-  <w:style w:type="table" w:styleId="125">
+  <w:style w:type="table" w:styleId="126">
     <w:name w:val="Colorful List Accent 4"/>
     <w:basedOn w:val="12"/>
     <w:qFormat/>
@@ -19283,7 +19337,7 @@
       </w:tcPr>
     </w:tblStylePr>
   </w:style>
-  <w:style w:type="table" w:styleId="126">
+  <w:style w:type="table" w:styleId="127">
     <w:name w:val="Colorful List Accent 5"/>
     <w:basedOn w:val="12"/>
     <w:qFormat/>
@@ -19376,7 +19430,7 @@
       </w:tcPr>
     </w:tblStylePr>
   </w:style>
-  <w:style w:type="table" w:styleId="127">
+  <w:style w:type="table" w:styleId="128">
     <w:name w:val="Colorful List Accent 6"/>
     <w:basedOn w:val="12"/>
     <w:qFormat/>
@@ -19469,7 +19523,7 @@
       </w:tcPr>
     </w:tblStylePr>
   </w:style>
-  <w:style w:type="table" w:styleId="128">
+  <w:style w:type="table" w:styleId="129">
     <w:name w:val="Colorful Grid"/>
     <w:basedOn w:val="12"/>
     <w:qFormat/>
@@ -19566,9 +19620,10 @@
       </w:tcPr>
     </w:tblStylePr>
   </w:style>
-  <w:style w:type="table" w:styleId="129">
+  <w:style w:type="table" w:styleId="130">
     <w:name w:val="Colorful Grid Accent 1"/>
     <w:basedOn w:val="12"/>
+    <w:qFormat/>
     <w:uiPriority w:val="73"/>
     <w:pPr>
       <w:spacing w:after="0" w:line="240" w:lineRule="auto"/>
@@ -19662,7 +19717,7 @@
       </w:tcPr>
     </w:tblStylePr>
   </w:style>
-  <w:style w:type="table" w:styleId="130">
+  <w:style w:type="table" w:styleId="131">
     <w:name w:val="Colorful Grid Accent 2"/>
     <w:basedOn w:val="12"/>
     <w:qFormat/>
@@ -19759,7 +19814,7 @@
       </w:tcPr>
     </w:tblStylePr>
   </w:style>
-  <w:style w:type="table" w:styleId="131">
+  <w:style w:type="table" w:styleId="132">
     <w:name w:val="Colorful Grid Accent 3"/>
     <w:basedOn w:val="12"/>
     <w:qFormat/>
@@ -19856,9 +19911,10 @@
       </w:tcPr>
     </w:tblStylePr>
   </w:style>
-  <w:style w:type="table" w:styleId="132">
+  <w:style w:type="table" w:styleId="133">
     <w:name w:val="Colorful Grid Accent 4"/>
     <w:basedOn w:val="12"/>
+    <w:qFormat/>
     <w:uiPriority w:val="73"/>
     <w:pPr>
       <w:spacing w:after="0" w:line="240" w:lineRule="auto"/>
@@ -19952,7 +20008,7 @@
       </w:tcPr>
     </w:tblStylePr>
   </w:style>
-  <w:style w:type="table" w:styleId="133">
+  <w:style w:type="table" w:styleId="134">
     <w:name w:val="Colorful Grid Accent 5"/>
     <w:basedOn w:val="12"/>
     <w:qFormat/>
@@ -20049,9 +20105,10 @@
       </w:tcPr>
     </w:tblStylePr>
   </w:style>
-  <w:style w:type="table" w:styleId="134">
+  <w:style w:type="table" w:styleId="135">
     <w:name w:val="Colorful Grid Accent 6"/>
     <w:basedOn w:val="12"/>
+    <w:qFormat/>
     <w:uiPriority w:val="73"/>
     <w:pPr>
       <w:spacing w:after="0" w:line="240" w:lineRule="auto"/>
@@ -20145,21 +20202,21 @@
       </w:tcPr>
     </w:tblStylePr>
   </w:style>
-  <w:style w:type="character" w:customStyle="1" w:styleId="135">
+  <w:style w:type="character" w:customStyle="1" w:styleId="136">
     <w:name w:val="Header Char"/>
     <w:basedOn w:val="11"/>
     <w:link w:val="19"/>
     <w:qFormat/>
     <w:uiPriority w:val="99"/>
   </w:style>
-  <w:style w:type="character" w:customStyle="1" w:styleId="136">
+  <w:style w:type="character" w:customStyle="1" w:styleId="137">
     <w:name w:val="Footer Char"/>
     <w:basedOn w:val="11"/>
     <w:link w:val="18"/>
     <w:qFormat/>
     <w:uiPriority w:val="99"/>
   </w:style>
-  <w:style w:type="paragraph" w:styleId="137">
+  <w:style w:type="paragraph" w:styleId="138">
     <w:name w:val="No Spacing"/>
     <w:qFormat/>
     <w:uiPriority w:val="1"/>
@@ -20173,7 +20230,7 @@
       <w:lang w:val="en-US" w:eastAsia="en-US" w:bidi="ar-SA"/>
     </w:rPr>
   </w:style>
-  <w:style w:type="character" w:customStyle="1" w:styleId="138">
+  <w:style w:type="character" w:customStyle="1" w:styleId="139">
     <w:name w:val="Heading 1 Char"/>
     <w:basedOn w:val="11"/>
     <w:link w:val="2"/>
@@ -20188,10 +20245,11 @@
       <w:szCs w:val="28"/>
     </w:rPr>
   </w:style>
-  <w:style w:type="character" w:customStyle="1" w:styleId="139">
+  <w:style w:type="character" w:customStyle="1" w:styleId="140">
     <w:name w:val="Heading 2 Char"/>
     <w:basedOn w:val="11"/>
     <w:link w:val="3"/>
+    <w:qFormat/>
     <w:uiPriority w:val="9"/>
     <w:rPr>
       <w:rFonts w:asciiTheme="majorHAnsi" w:hAnsiTheme="majorHAnsi" w:eastAsiaTheme="majorEastAsia" w:cstheme="majorBidi"/>
@@ -20207,10 +20265,11 @@
       </w14:textFill>
     </w:rPr>
   </w:style>
-  <w:style w:type="character" w:customStyle="1" w:styleId="140">
+  <w:style w:type="character" w:customStyle="1" w:styleId="141">
     <w:name w:val="Heading 3 Char"/>
     <w:basedOn w:val="11"/>
     <w:link w:val="4"/>
+    <w:qFormat/>
     <w:uiPriority w:val="9"/>
     <w:rPr>
       <w:rFonts w:asciiTheme="majorHAnsi" w:hAnsiTheme="majorHAnsi" w:eastAsiaTheme="majorEastAsia" w:cstheme="majorBidi"/>
@@ -20224,10 +20283,10 @@
       </w14:textFill>
     </w:rPr>
   </w:style>
-  <w:style w:type="character" w:customStyle="1" w:styleId="141">
+  <w:style w:type="character" w:customStyle="1" w:styleId="142">
     <w:name w:val="Title Char"/>
     <w:basedOn w:val="11"/>
-    <w:link w:val="36"/>
+    <w:link w:val="37"/>
     <w:qFormat/>
     <w:uiPriority w:val="10"/>
     <w:rPr>
@@ -20239,10 +20298,11 @@
       <w:szCs w:val="52"/>
     </w:rPr>
   </w:style>
-  <w:style w:type="character" w:customStyle="1" w:styleId="142">
+  <w:style w:type="character" w:customStyle="1" w:styleId="143">
     <w:name w:val="Subtitle Char"/>
     <w:basedOn w:val="11"/>
-    <w:link w:val="34"/>
+    <w:link w:val="35"/>
+    <w:qFormat/>
     <w:uiPriority w:val="11"/>
     <w:rPr>
       <w:rFonts w:asciiTheme="majorHAnsi" w:hAnsiTheme="majorHAnsi" w:eastAsiaTheme="majorEastAsia" w:cstheme="majorBidi"/>
@@ -20259,7 +20319,7 @@
       </w14:textFill>
     </w:rPr>
   </w:style>
-  <w:style w:type="paragraph" w:styleId="143">
+  <w:style w:type="paragraph" w:styleId="144">
     <w:name w:val="List Paragraph"/>
     <w:basedOn w:val="1"/>
     <w:qFormat/>
@@ -20269,19 +20329,21 @@
       <w:contextualSpacing/>
     </w:pPr>
   </w:style>
-  <w:style w:type="character" w:customStyle="1" w:styleId="144">
+  <w:style w:type="character" w:customStyle="1" w:styleId="145">
     <w:name w:val="Body Text Char"/>
     <w:basedOn w:val="11"/>
     <w:link w:val="13"/>
+    <w:qFormat/>
     <w:uiPriority w:val="99"/>
   </w:style>
-  <w:style w:type="character" w:customStyle="1" w:styleId="145">
+  <w:style w:type="character" w:customStyle="1" w:styleId="146">
     <w:name w:val="Body Text 2 Char"/>
     <w:basedOn w:val="11"/>
     <w:link w:val="14"/>
+    <w:qFormat/>
     <w:uiPriority w:val="99"/>
   </w:style>
-  <w:style w:type="character" w:customStyle="1" w:styleId="146">
+  <w:style w:type="character" w:customStyle="1" w:styleId="147">
     <w:name w:val="Body Text 3 Char"/>
     <w:basedOn w:val="11"/>
     <w:link w:val="15"/>
@@ -20292,10 +20354,10 @@
       <w:szCs w:val="16"/>
     </w:rPr>
   </w:style>
-  <w:style w:type="character" w:customStyle="1" w:styleId="147">
+  <w:style w:type="character" w:customStyle="1" w:styleId="148">
     <w:name w:val="Macro Text Char"/>
     <w:basedOn w:val="11"/>
-    <w:link w:val="32"/>
+    <w:link w:val="33"/>
     <w:qFormat/>
     <w:uiPriority w:val="99"/>
     <w:rPr>
@@ -20304,10 +20366,27 @@
       <w:szCs w:val="20"/>
     </w:rPr>
   </w:style>
-  <w:style w:type="paragraph" w:styleId="148">
+  <w:style w:type="paragraph" w:styleId="149">
     <w:name w:val="Quote"/>
     <w:basedOn w:val="1"/>
     <w:next w:val="1"/>
+    <w:link w:val="150"/>
+    <w:qFormat/>
+    <w:uiPriority w:val="29"/>
+    <w:rPr>
+      <w:i/>
+      <w:iCs/>
+      <w:color w:val="000000" w:themeColor="text1"/>
+      <w14:textFill>
+        <w14:solidFill>
+          <w14:schemeClr w14:val="tx1"/>
+        </w14:solidFill>
+      </w14:textFill>
+    </w:rPr>
+  </w:style>
+  <w:style w:type="character" w:customStyle="1" w:styleId="150">
+    <w:name w:val="Quote Char"/>
+    <w:basedOn w:val="11"/>
     <w:link w:val="149"/>
     <w:qFormat/>
     <w:uiPriority w:val="29"/>
@@ -20322,28 +20401,12 @@
       </w14:textFill>
     </w:rPr>
   </w:style>
-  <w:style w:type="character" w:customStyle="1" w:styleId="149">
-    <w:name w:val="Quote Char"/>
-    <w:basedOn w:val="11"/>
-    <w:link w:val="148"/>
-    <w:qFormat/>
-    <w:uiPriority w:val="29"/>
-    <w:rPr>
-      <w:i/>
-      <w:iCs/>
-      <w:color w:val="000000" w:themeColor="text1"/>
-      <w14:textFill>
-        <w14:solidFill>
-          <w14:schemeClr w14:val="tx1"/>
-        </w14:solidFill>
-      </w14:textFill>
-    </w:rPr>
-  </w:style>
-  <w:style w:type="character" w:customStyle="1" w:styleId="150">
+  <w:style w:type="character" w:customStyle="1" w:styleId="151">
     <w:name w:val="Heading 4 Char"/>
     <w:basedOn w:val="11"/>
     <w:link w:val="5"/>
     <w:semiHidden/>
+    <w:qFormat/>
     <w:uiPriority w:val="9"/>
     <w:rPr>
       <w:rFonts w:asciiTheme="majorHAnsi" w:hAnsiTheme="majorHAnsi" w:eastAsiaTheme="majorEastAsia" w:cstheme="majorBidi"/>
@@ -20359,7 +20422,7 @@
       </w14:textFill>
     </w:rPr>
   </w:style>
-  <w:style w:type="character" w:customStyle="1" w:styleId="151">
+  <w:style w:type="character" w:customStyle="1" w:styleId="152">
     <w:name w:val="Heading 5 Char"/>
     <w:basedOn w:val="11"/>
     <w:link w:val="6"/>
@@ -20371,7 +20434,7 @@
       <w:color w:val="254061" w:themeColor="accent1" w:themeShade="80"/>
     </w:rPr>
   </w:style>
-  <w:style w:type="character" w:customStyle="1" w:styleId="152">
+  <w:style w:type="character" w:customStyle="1" w:styleId="153">
     <w:name w:val="Heading 6 Char"/>
     <w:basedOn w:val="11"/>
     <w:link w:val="7"/>
@@ -20385,7 +20448,7 @@
       <w:color w:val="254061" w:themeColor="accent1" w:themeShade="80"/>
     </w:rPr>
   </w:style>
-  <w:style w:type="character" w:customStyle="1" w:styleId="153">
+  <w:style w:type="character" w:customStyle="1" w:styleId="154">
     <w:name w:val="Heading 7 Char"/>
     <w:basedOn w:val="11"/>
     <w:link w:val="8"/>
@@ -20407,7 +20470,7 @@
       </w14:textFill>
     </w:rPr>
   </w:style>
-  <w:style w:type="character" w:customStyle="1" w:styleId="154">
+  <w:style w:type="character" w:customStyle="1" w:styleId="155">
     <w:name w:val="Heading 8 Char"/>
     <w:basedOn w:val="11"/>
     <w:link w:val="9"/>
@@ -20426,7 +20489,7 @@
       </w14:textFill>
     </w:rPr>
   </w:style>
-  <w:style w:type="character" w:customStyle="1" w:styleId="155">
+  <w:style w:type="character" w:customStyle="1" w:styleId="156">
     <w:name w:val="Heading 9 Char"/>
     <w:basedOn w:val="11"/>
     <w:link w:val="10"/>
@@ -20450,11 +20513,11 @@
       </w14:textFill>
     </w:rPr>
   </w:style>
-  <w:style w:type="paragraph" w:styleId="156">
+  <w:style w:type="paragraph" w:styleId="157">
     <w:name w:val="Intense Quote"/>
     <w:basedOn w:val="1"/>
     <w:next w:val="1"/>
-    <w:link w:val="157"/>
+    <w:link w:val="158"/>
     <w:qFormat/>
     <w:uiPriority w:val="30"/>
     <w:pPr>
@@ -20477,10 +20540,11 @@
       </w14:textFill>
     </w:rPr>
   </w:style>
-  <w:style w:type="character" w:customStyle="1" w:styleId="157">
+  <w:style w:type="character" w:customStyle="1" w:styleId="158">
     <w:name w:val="Intense Quote Char"/>
     <w:basedOn w:val="11"/>
-    <w:link w:val="156"/>
+    <w:link w:val="157"/>
+    <w:qFormat/>
     <w:uiPriority w:val="30"/>
     <w:rPr>
       <w:b/>
@@ -20495,7 +20559,7 @@
       </w14:textFill>
     </w:rPr>
   </w:style>
-  <w:style w:type="character" w:customStyle="1" w:styleId="158">
+  <w:style w:type="character" w:customStyle="1" w:styleId="159">
     <w:name w:val="Subtle Emphasis"/>
     <w:basedOn w:val="11"/>
     <w:qFormat/>
@@ -20514,7 +20578,7 @@
       </w14:textFill>
     </w:rPr>
   </w:style>
-  <w:style w:type="character" w:customStyle="1" w:styleId="159">
+  <w:style w:type="character" w:customStyle="1" w:styleId="160">
     <w:name w:val="Intense Emphasis"/>
     <w:basedOn w:val="11"/>
     <w:qFormat/>
@@ -20532,7 +20596,7 @@
       </w14:textFill>
     </w:rPr>
   </w:style>
-  <w:style w:type="character" w:customStyle="1" w:styleId="160">
+  <w:style w:type="character" w:customStyle="1" w:styleId="161">
     <w:name w:val="Subtle Reference"/>
     <w:basedOn w:val="11"/>
     <w:qFormat/>
@@ -20548,7 +20612,7 @@
       </w14:textFill>
     </w:rPr>
   </w:style>
-  <w:style w:type="character" w:customStyle="1" w:styleId="161">
+  <w:style w:type="character" w:customStyle="1" w:styleId="162">
     <w:name w:val="Intense Reference"/>
     <w:basedOn w:val="11"/>
     <w:qFormat/>
@@ -20567,7 +20631,7 @@
       </w14:textFill>
     </w:rPr>
   </w:style>
-  <w:style w:type="character" w:customStyle="1" w:styleId="162">
+  <w:style w:type="character" w:customStyle="1" w:styleId="163">
     <w:name w:val="Book Title"/>
     <w:basedOn w:val="11"/>
     <w:qFormat/>
@@ -20579,7 +20643,7 @@
       <w:spacing w:val="5"/>
     </w:rPr>
   </w:style>
-  <w:style w:type="paragraph" w:customStyle="1" w:styleId="163">
+  <w:style w:type="paragraph" w:customStyle="1" w:styleId="164">
     <w:name w:val="TOC Heading"/>
     <w:basedOn w:val="2"/>
     <w:next w:val="1"/>
